--- a/thesis_paper/manuscript_5_chapter/docx_output/thesis_full.docx
+++ b/thesis_paper/manuscript_5_chapter/docx_output/thesis_full.docx
@@ -5810,7 +5810,7 @@
       </w:tr>
     </w:tbl>
     <w:bookmarkEnd w:id="22"/>
-    <w:bookmarkStart w:id="449" w:name="第1章-绪论"/>
+    <w:bookmarkStart w:id="452" w:name="第1章-绪论"/>
     <w:p>
       <w:pPr>
         <w:pStyle w:val="1"/>
@@ -34862,7 +34862,7 @@
     </w:p>
     <w:bookmarkEnd w:id="263"/>
     <w:bookmarkEnd w:id="264"/>
-    <w:bookmarkStart w:id="271" w:name="Xb8ecca8aa3db901e98cb84a10acfe772eb421d2"/>
+    <w:bookmarkStart w:id="274" w:name="Xb8ecca8aa3db901e98cb84a10acfe772eb421d2"/>
     <w:p>
       <w:pPr>
         <w:pStyle w:val="2"/>
@@ -34871,7 +34871,7 @@
         <w:t xml:space="preserve">4.4 鲁棒性、边界与效率 (Robustness, Boundaries &amp; Efficiency)</w:t>
       </w:r>
     </w:p>
-    <w:bookmarkStart w:id="265" w:name="噪声与跨域鲁棒性-noise-generalization"/>
+    <w:bookmarkStart w:id="268" w:name="噪声与跨域鲁棒性-noise-generalization"/>
     <w:p>
       <w:pPr>
         <w:pStyle w:val="3"/>
@@ -35177,22 +35177,12 @@
         <w:t xml:space="preserve">的范式具备处理不同物理机制的通用潜力。</w:t>
       </w:r>
     </w:p>
-    <w:bookmarkEnd w:id="265"/>
-    <w:bookmarkStart w:id="266" w:name="极度稀疏边界-extreme-sparsity"/>
-    <w:p>
-      <w:pPr>
-        <w:pStyle w:val="3"/>
-      </w:pPr>
-      <w:r>
-        <w:t xml:space="preserve">4.4.2 极度稀疏边界 (Extreme Sparsity)</w:t>
-      </w:r>
-    </w:p>
     <w:p>
       <w:pPr>
         <w:pStyle w:val="11"/>
       </w:pPr>
       <w:r>
-        <w:t xml:space="preserve">探究模型在观测极限下的表现。将 SR 倍率从</w:t>
+        <w:t xml:space="preserve">为进一步量化该结论，我们在 Darcy Flow 数据集（SR</w:t>
       </w:r>
       <w:r>
         <w:t xml:space="preserve"> </w:t>
@@ -35212,7 +35202,275 @@
         <w:t xml:space="preserve"> </w:t>
       </w:r>
       <w:r>
-        <w:t xml:space="preserve">推至</w:t>
+        <w:t xml:space="preserve">任务）上进行了多样本跨域验证实验。具体实验定量结果如下表所示：</w:t>
+      </w:r>
+    </w:p>
+    <w:p>
+      <w:pPr>
+        <w:pStyle w:val="11"/>
+      </w:pPr>
+      <w:r>
+        <w:rPr>
+          <w:bCs/>
+          <w:b/>
+        </w:rPr>
+        <w:t xml:space="preserve">表 4-11 2D Darcy Flow 数据集跨域验证结果</w:t>
+      </w:r>
+    </w:p>
+    <w:tbl>
+      <w:tblPr>
+        <w:tblStyle w:val="Table"/>
+        <w:tblW w:type="auto" w:w="0"/>
+        <w:tblLook w:firstRow="1" w:lastRow="0" w:firstColumn="0" w:lastColumn="0" w:noHBand="0" w:noVBand="0" w:val="0020"/>
+        <w:jc w:val="start"/>
+      </w:tblPr>
+      <w:tblGrid>
+        <w:gridCol w:w="1320"/>
+        <w:gridCol w:w="1320"/>
+        <w:gridCol w:w="1320"/>
+        <w:gridCol w:w="1320"/>
+        <w:gridCol w:w="1320"/>
+        <w:gridCol w:w="1320"/>
+      </w:tblGrid>
+      <w:tr>
+        <w:trPr>
+          <w:tblHeader w:val="true"/>
+        </w:trPr>
+        <w:tc>
+          <w:tcPr/>
+          <w:p>
+            <w:pPr>
+              <w:pStyle w:val="Compact"/>
+              <w:jc w:val="left"/>
+            </w:pPr>
+            <w:r>
+              <w:t xml:space="preserve">模型</w:t>
+            </w:r>
+          </w:p>
+        </w:tc>
+        <w:tc>
+          <w:tcPr/>
+          <w:p>
+            <w:pPr>
+              <w:pStyle w:val="Compact"/>
+              <w:jc w:val="center"/>
+            </w:pPr>
+            <w:r>
+              <w:t xml:space="preserve">Rel-L2</w:t>
+            </w:r>
+          </w:p>
+        </w:tc>
+        <w:tc>
+          <w:tcPr/>
+          <w:p>
+            <w:pPr>
+              <w:pStyle w:val="Compact"/>
+              <w:jc w:val="center"/>
+            </w:pPr>
+            <w:r>
+              <w:t xml:space="preserve">MAE</w:t>
+            </w:r>
+          </w:p>
+        </w:tc>
+        <w:tc>
+          <w:tcPr/>
+          <w:p>
+            <w:pPr>
+              <w:pStyle w:val="Compact"/>
+              <w:jc w:val="center"/>
+            </w:pPr>
+            <w:r>
+              <w:t xml:space="preserve">PSNR (dB)</w:t>
+            </w:r>
+          </w:p>
+        </w:tc>
+        <w:tc>
+          <w:tcPr/>
+          <w:p>
+            <w:pPr>
+              <w:pStyle w:val="Compact"/>
+              <w:jc w:val="center"/>
+            </w:pPr>
+            <w:r>
+              <w:t xml:space="preserve">SSIM</w:t>
+            </w:r>
+          </w:p>
+        </w:tc>
+        <w:tc>
+          <w:tcPr/>
+          <w:p>
+            <w:pPr>
+              <w:pStyle w:val="Compact"/>
+              <w:jc w:val="center"/>
+            </w:pPr>
+            <w:r>
+              <w:t xml:space="preserve">DC Error</w:t>
+            </w:r>
+          </w:p>
+        </w:tc>
+      </w:tr>
+      <w:tr>
+        <w:tc>
+          <w:tcPr/>
+          <w:p>
+            <w:pPr>
+              <w:pStyle w:val="Compact"/>
+              <w:jc w:val="left"/>
+            </w:pPr>
+            <w:r>
+              <w:t xml:space="preserve">EDSR</w:t>
+            </w:r>
+          </w:p>
+        </w:tc>
+        <w:tc>
+          <w:tcPr/>
+          <w:p>
+            <w:pPr>
+              <w:pStyle w:val="Compact"/>
+              <w:jc w:val="center"/>
+            </w:pPr>
+            <w:r>
+              <w:t xml:space="preserve">0.0331</w:t>
+            </w:r>
+          </w:p>
+        </w:tc>
+        <w:tc>
+          <w:tcPr/>
+          <w:p>
+            <w:pPr>
+              <w:pStyle w:val="Compact"/>
+              <w:jc w:val="center"/>
+            </w:pPr>
+            <w:r>
+              <w:t xml:space="preserve">0.0128</w:t>
+            </w:r>
+          </w:p>
+        </w:tc>
+        <w:tc>
+          <w:tcPr/>
+          <w:p>
+            <w:pPr>
+              <w:pStyle w:val="Compact"/>
+              <w:jc w:val="center"/>
+            </w:pPr>
+            <w:r>
+              <w:t xml:space="preserve">38.79</w:t>
+            </w:r>
+          </w:p>
+        </w:tc>
+        <w:tc>
+          <w:tcPr/>
+          <w:p>
+            <w:pPr>
+              <w:pStyle w:val="Compact"/>
+              <w:jc w:val="center"/>
+            </w:pPr>
+            <w:r>
+              <w:t xml:space="preserve">0.9945</w:t>
+            </w:r>
+          </w:p>
+        </w:tc>
+        <w:tc>
+          <w:tcPr/>
+          <w:p>
+            <w:pPr>
+              <w:pStyle w:val="Compact"/>
+              <w:jc w:val="center"/>
+            </w:pPr>
+            <w:r>
+              <w:t xml:space="preserve">0.0013</w:t>
+            </w:r>
+          </w:p>
+        </w:tc>
+      </w:tr>
+    </w:tbl>
+    <w:p>
+      <w:pPr>
+        <w:pStyle w:val="11"/>
+      </w:pPr>
+      <w:r>
+        <w:t xml:space="preserve">从上述数据可以观察到，基于 EDSR 的统一架构在该数据集上表现出了极低的相对 L2 误差（0.0331）和极高的峰值信噪比（38.79 dB）。对应的多个测试样本的可视化预测结果（从左至右依次为：样本 2、样本 1 和样本 9192）如下图所示：</w:t>
+      </w:r>
+    </w:p>
+    <w:p>
+      <w:pPr>
+        <w:pStyle w:val="CaptionedFigure"/>
+      </w:pPr>
+      <w:r>
+        <w:drawing>
+          <wp:inline>
+            <wp:extent cx="3810000" cy="2540000"/>
+            <wp:effectExtent b="0" l="0" r="0" t="0"/>
+            <wp:docPr descr="Darcy Flow 验证多样本可视化" title="" id="266" name="Picture"/>
+            <a:graphic>
+              <a:graphicData uri="http://schemas.openxmlformats.org/drawingml/2006/picture">
+                <pic:pic>
+                  <pic:nvPicPr>
+                    <pic:cNvPr descr="../../paper_package/figs/DarcyFlow/darcy_flow_verification_horizontal.pdf" id="267" name="Picture"/>
+                    <pic:cNvPicPr>
+                      <a:picLocks noChangeArrowheads="1" noChangeAspect="1"/>
+                    </pic:cNvPicPr>
+                  </pic:nvPicPr>
+                  <pic:blipFill>
+                    <a:blip r:embed="rId265"/>
+                    <a:stretch>
+                      <a:fillRect/>
+                    </a:stretch>
+                  </pic:blipFill>
+                  <pic:spPr bwMode="auto">
+                    <a:xfrm>
+                      <a:off x="0" y="0"/>
+                      <a:ext cx="3810000" cy="2540000"/>
+                    </a:xfrm>
+                    <a:prstGeom prst="rect">
+                      <a:avLst/>
+                    </a:prstGeom>
+                    <a:noFill/>
+                    <a:ln w="9525">
+                      <a:noFill/>
+                      <a:headEnd/>
+                      <a:tailEnd/>
+                    </a:ln>
+                  </pic:spPr>
+                </pic:pic>
+              </a:graphicData>
+            </a:graphic>
+          </wp:inline>
+        </w:drawing>
+      </w:r>
+    </w:p>
+    <w:p>
+      <w:pPr>
+        <w:pStyle w:val="ImageCaption"/>
+      </w:pPr>
+      <w:r>
+        <w:t xml:space="preserve">Darcy Flow 验证多样本可视化</w:t>
+      </w:r>
+    </w:p>
+    <w:p>
+      <w:pPr>
+        <w:pStyle w:val="11"/>
+      </w:pPr>
+      <w:r>
+        <w:t xml:space="preserve">结果表明，模型不仅能够精准恢复 Darcy Flow 复杂的全局物理结构与局部细节，而且重建误差（Error）被控制在极小的范围内。这有力地证明了本文提出的观测与重构范式在跨物理域任务中具有良好的适用性和结构层面的泛化能力。</w:t>
+      </w:r>
+    </w:p>
+    <w:bookmarkEnd w:id="268"/>
+    <w:bookmarkStart w:id="269" w:name="极度稀疏边界-extreme-sparsity"/>
+    <w:p>
+      <w:pPr>
+        <w:pStyle w:val="3"/>
+      </w:pPr>
+      <w:r>
+        <w:t xml:space="preserve">4.4.2 极度稀疏边界 (Extreme Sparsity)</w:t>
+      </w:r>
+    </w:p>
+    <w:p>
+      <w:pPr>
+        <w:pStyle w:val="11"/>
+      </w:pPr>
+      <w:r>
+        <w:t xml:space="preserve">探究模型在观测极限下的表现。将 SR 倍率从</w:t>
       </w:r>
       <w:r>
         <w:t xml:space="preserve"> </w:t>
@@ -35225,6 +35483,26 @@
           <m:t>×</m:t>
         </m:r>
         <m:r>
+          <m:t>4</m:t>
+        </m:r>
+      </m:oMath>
+      <w:r>
+        <w:t xml:space="preserve"> </w:t>
+      </w:r>
+      <w:r>
+        <w:t xml:space="preserve">推至</w:t>
+      </w:r>
+      <w:r>
+        <w:t xml:space="preserve"> </w:t>
+      </w:r>
+      <m:oMath>
+        <m:r>
+          <m:rPr>
+            <m:sty m:val="p"/>
+          </m:rPr>
+          <m:t>×</m:t>
+        </m:r>
+        <m:r>
           <m:t>128</m:t>
         </m:r>
       </m:oMath>
@@ -35241,7 +35519,7 @@
           <w:bCs/>
           <w:b/>
         </w:rPr>
-        <w:t xml:space="preserve">表 4-11 极度稀疏能力扫描</w:t>
+        <w:t xml:space="preserve">表 4-12 极度稀疏能力扫描</w:t>
       </w:r>
     </w:p>
     <w:tbl>
@@ -36334,8 +36612,8 @@
         <w:t xml:space="preserve">始终保持在极低水平。</w:t>
       </w:r>
     </w:p>
-    <w:bookmarkEnd w:id="266"/>
-    <w:bookmarkStart w:id="270" w:name="资源效率分析-resource-efficiency"/>
+    <w:bookmarkEnd w:id="269"/>
+    <w:bookmarkStart w:id="273" w:name="资源效率分析-resource-efficiency"/>
     <w:p>
       <w:pPr>
         <w:pStyle w:val="3"/>
@@ -36353,7 +36631,7 @@
           <w:bCs/>
           <w:b/>
         </w:rPr>
-        <w:t xml:space="preserve">表 4-12 模型资源效率对比 (Input</w:t>
+        <w:t xml:space="preserve">表 4-13 模型资源效率对比 (Input</w:t>
       </w:r>
       <w:r>
         <w:rPr>
@@ -36706,18 +36984,18 @@
           <wp:inline>
             <wp:extent cx="5504749" cy="4587290"/>
             <wp:effectExtent b="0" l="0" r="0" t="0"/>
-            <wp:docPr descr="图 4-8: 不同模型架构在 SWE 任务上的资源-精度权衡（Pareto Frontier）。横轴为计算量 (GFLOPs)，纵轴为相对误差 (Rel-L2)。Ours (EDSR) 位于左下角的帕累托最优区域，表明其在有限算力预算下实现了最佳的重建精度，具备边缘部署潜力。" title="" id="268" name="Picture"/>
+            <wp:docPr descr="图 4-8: 不同模型架构在 SWE 任务上的资源-精度权衡（Pareto Frontier）。横轴为计算量 (GFLOPs)，纵轴为相对误差 (Rel-L2)。Ours (EDSR) 位于左下角的帕累托最优区域，表明其在有限算力预算下实现了最佳的重建精度，具备边缘部署潜力。" title="" id="271" name="Picture"/>
             <a:graphic>
               <a:graphicData uri="http://schemas.openxmlformats.org/drawingml/2006/picture">
                 <pic:pic>
                   <pic:nvPicPr>
-                    <pic:cNvPr descr="images/fig4-3_pareto_frontier.png" id="269" name="Picture"/>
+                    <pic:cNvPr descr="images/fig4-3_pareto_frontier.png" id="272" name="Picture"/>
                     <pic:cNvPicPr>
                       <a:picLocks noChangeArrowheads="1" noChangeAspect="1"/>
                     </pic:cNvPicPr>
                   </pic:nvPicPr>
                   <pic:blipFill>
-                    <a:blip r:embed="rId267"/>
+                    <a:blip r:embed="rId270"/>
                     <a:stretch>
                       <a:fillRect/>
                     </a:stretch>
@@ -36759,9 +37037,9 @@
         </w:pict>
       </w:r>
     </w:p>
-    <w:bookmarkEnd w:id="270"/>
-    <w:bookmarkEnd w:id="271"/>
-    <w:bookmarkStart w:id="272" w:name="本章小结-2"/>
+    <w:bookmarkEnd w:id="273"/>
+    <w:bookmarkEnd w:id="274"/>
+    <w:bookmarkStart w:id="275" w:name="本章小结-2"/>
     <w:p>
       <w:pPr>
         <w:pStyle w:val="2"/>
@@ -36936,8 +37214,8 @@
         </w:pict>
       </w:r>
     </w:p>
-    <w:bookmarkEnd w:id="272"/>
-    <w:bookmarkStart w:id="273" w:name="参考文献-references"/>
+    <w:bookmarkEnd w:id="275"/>
+    <w:bookmarkStart w:id="276" w:name="参考文献-references"/>
     <w:p>
       <w:pPr>
         <w:pStyle w:val="2"/>
@@ -36992,8 +37270,8 @@
         <w:t xml:space="preserve"># 第5章 总结与展望</w:t>
       </w:r>
     </w:p>
-    <w:bookmarkEnd w:id="273"/>
-    <w:bookmarkStart w:id="277" w:name="全文总结"/>
+    <w:bookmarkEnd w:id="276"/>
+    <w:bookmarkStart w:id="280" w:name="全文总结"/>
     <w:p>
       <w:pPr>
         <w:pStyle w:val="2"/>
@@ -37044,7 +37322,7 @@
         <w:t xml:space="preserve">，实现了物理场的高保真度、物理一致性与长时稳定性重建。本文的主要研究成果与核心贡献总结如下：</w:t>
       </w:r>
     </w:p>
-    <w:bookmarkStart w:id="274" w:name="Xafa924d0865a962145c7452f0ecf3cbb819e816"/>
+    <w:bookmarkStart w:id="277" w:name="Xafa924d0865a962145c7452f0ecf3cbb819e816"/>
     <w:p>
       <w:pPr>
         <w:pStyle w:val="3"/>
@@ -37108,8 +37386,8 @@
         <w:t xml:space="preserve">，实现了物理场的高保真度、物理一致性与长时稳定性重建。</w:t>
       </w:r>
     </w:p>
-    <w:bookmarkEnd w:id="274"/>
-    <w:bookmarkStart w:id="275" w:name="X027a573f067f95ba44522b530d5b290b5b41313"/>
+    <w:bookmarkEnd w:id="277"/>
+    <w:bookmarkStart w:id="278" w:name="X027a573f067f95ba44522b530d5b290b5b41313"/>
     <w:p>
       <w:pPr>
         <w:pStyle w:val="3"/>
@@ -37340,8 +37618,8 @@
         <w:t xml:space="preserve">、频谱保真度）上的同步提升。本研究并未过分渲染高阶 PDE 方程残差的作用，而是通过上述数据驱动的物理约束，实现了对“广义物理一致性”的高效逼近。</w:t>
       </w:r>
     </w:p>
-    <w:bookmarkEnd w:id="275"/>
-    <w:bookmarkStart w:id="276" w:name="X4071dee737a00992e726d9d331d515f032eed50"/>
+    <w:bookmarkEnd w:id="278"/>
+    <w:bookmarkStart w:id="279" w:name="X4071dee737a00992e726d9d331d515f032eed50"/>
     <w:p>
       <w:pPr>
         <w:pStyle w:val="3"/>
@@ -37472,9 +37750,9 @@
         <w:t xml:space="preserve">：强物理一致性（如谱一致性）在轻量模型上起到了“强引导”作用，有效收缩了可行解空间，而在大模型上则更多体现为“正则化”作用，抑制了过拟合与非物理伪影。</w:t>
       </w:r>
     </w:p>
-    <w:bookmarkEnd w:id="276"/>
-    <w:bookmarkEnd w:id="277"/>
-    <w:bookmarkStart w:id="280" w:name="局限性讨论"/>
+    <w:bookmarkEnd w:id="279"/>
+    <w:bookmarkEnd w:id="280"/>
+    <w:bookmarkStart w:id="283" w:name="局限性讨论"/>
     <w:p>
       <w:pPr>
         <w:pStyle w:val="2"/>
@@ -37491,7 +37769,7 @@
         <w:t xml:space="preserve">尽管本文提出的方法在理论完备性与实验性能上取得了显著进展，但在面对更复杂的物理场景与工程约束时，仍存在一定的局限性，需在后续工作中予以关注。</w:t>
       </w:r>
     </w:p>
-    <w:bookmarkStart w:id="278" w:name="复杂边界与几何泛化能力的不足"/>
+    <w:bookmarkStart w:id="281" w:name="复杂边界与几何泛化能力的不足"/>
     <w:p>
       <w:pPr>
         <w:pStyle w:val="3"/>
@@ -37538,8 +37816,8 @@
         <w:t xml:space="preserve">等具有宽频多尺度特征的物理系统，固定的谱域权重难以同时兼顾大尺度相干结构与耗散尺度的微小涡旋，容易导致高频细节的过度平滑或非物理截断。</w:t>
       </w:r>
     </w:p>
-    <w:bookmarkEnd w:id="278"/>
-    <w:bookmarkStart w:id="279" w:name="理论极限与不确定性缺失"/>
+    <w:bookmarkEnd w:id="281"/>
+    <w:bookmarkStart w:id="282" w:name="理论极限与不确定性缺失"/>
     <w:p>
       <w:pPr>
         <w:pStyle w:val="3"/>
@@ -37624,9 +37902,9 @@
         </w:pict>
       </w:r>
     </w:p>
-    <w:bookmarkEnd w:id="279"/>
-    <w:bookmarkEnd w:id="280"/>
-    <w:bookmarkStart w:id="294" w:name="未来工作展望"/>
+    <w:bookmarkEnd w:id="282"/>
+    <w:bookmarkEnd w:id="283"/>
+    <w:bookmarkStart w:id="297" w:name="未来工作展望"/>
     <w:p>
       <w:pPr>
         <w:pStyle w:val="2"/>
@@ -37643,7 +37921,7 @@
         <w:t xml:space="preserve">针对上述局限与科学机器学习（SciML）的前沿趋势，未来的研究可从以下维度展开：</w:t>
       </w:r>
     </w:p>
-    <w:bookmarkStart w:id="284" w:name="X76411f1e8fbdb24f989e8d358022b6de75619f8"/>
+    <w:bookmarkStart w:id="287" w:name="X76411f1e8fbdb24f989e8d358022b6de75619f8"/>
     <w:p>
       <w:pPr>
         <w:pStyle w:val="3"/>
@@ -37679,18 +37957,18 @@
           <wp:inline>
             <wp:extent cx="5753100" cy="4314825"/>
             <wp:effectExtent b="0" l="0" r="0" t="0"/>
-            <wp:docPr descr="图 5-2: 基于深度强化学习（Deep RL）的物理场主动感知闭环示意图。智能体（Agent）根据当前重建场的不确定性分布，动态规划下一个最优观测位置（Next-best View），以最小化传感器成本实现对关键物理特征（如激波、剪切层）的自适应捕获。" title="" id="282" name="Picture"/>
+            <wp:docPr descr="图 5-2: 基于深度强化学习（Deep RL）的物理场主动感知闭环示意图。智能体（Agent）根据当前重建场的不确定性分布，动态规划下一个最优观测位置（Next-best View），以最小化传感器成本实现对关键物理特征（如激波、剪切层）的自适应捕获。" title="" id="285" name="Picture"/>
             <a:graphic>
               <a:graphicData uri="http://schemas.openxmlformats.org/drawingml/2006/picture">
                 <pic:pic>
                   <pic:nvPicPr>
-                    <pic:cNvPr descr="images/fig5-2_active_sensing_rl.png" id="283" name="Picture"/>
+                    <pic:cNvPr descr="images/fig5-2_active_sensing_rl.png" id="286" name="Picture"/>
                     <pic:cNvPicPr>
                       <a:picLocks noChangeArrowheads="1" noChangeAspect="1"/>
                     </pic:cNvPicPr>
                   </pic:nvPicPr>
                   <pic:blipFill>
-                    <a:blip r:embed="rId281"/>
+                    <a:blip r:embed="rId284"/>
                     <a:stretch>
                       <a:fillRect/>
                     </a:stretch>
@@ -37725,8 +38003,8 @@
         <w:t xml:space="preserve">图 5-2: 基于深度强化学习（Deep RL）的物理场主动感知闭环示意图。智能体（Agent）根据当前重建场的不确定性分布，动态规划下一个最优观测位置（Next-best View），以最小化传感器成本实现对关键物理特征（如激波、剪切层）的自适应捕获。</w:t>
       </w:r>
     </w:p>
-    <w:bookmarkEnd w:id="284"/>
-    <w:bookmarkStart w:id="288" w:name="X6f4bba59247a4c1958358b66187c2a0dc2dc3cf"/>
+    <w:bookmarkEnd w:id="287"/>
+    <w:bookmarkStart w:id="291" w:name="X6f4bba59247a4c1958358b66187c2a0dc2dc3cf"/>
     <w:p>
       <w:pPr>
         <w:pStyle w:val="3"/>
@@ -37793,18 +38071,18 @@
           <wp:inline>
             <wp:extent cx="5753100" cy="4314825"/>
             <wp:effectExtent b="0" l="0" r="0" t="0"/>
-            <wp:docPr descr="图 5-3: 面向 PDE 泛化的物理基础模型（Foundation Model）架构示意图。模型在海量异构物理方程数据（如 Navier-Stokes, Maxwell, Schrödinger）上进行预训练，通过上下文学习（In-context Learning）或多模态提示（Multimodal Prompting）机制，将观测算子与边界条件作为提示词，实现对未见物理场景的零样本泛化。" title="" id="286" name="Picture"/>
+            <wp:docPr descr="图 5-3: 面向 PDE 泛化的物理基础模型（Foundation Model）架构示意图。模型在海量异构物理方程数据（如 Navier-Stokes, Maxwell, Schrödinger）上进行预训练，通过上下文学习（In-context Learning）或多模态提示（Multimodal Prompting）机制，将观测算子与边界条件作为提示词，实现对未见物理场景的零样本泛化。" title="" id="289" name="Picture"/>
             <a:graphic>
               <a:graphicData uri="http://schemas.openxmlformats.org/drawingml/2006/picture">
                 <pic:pic>
                   <pic:nvPicPr>
-                    <pic:cNvPr descr="images/fig5-3_foundation_model_pde.png" id="287" name="Picture"/>
+                    <pic:cNvPr descr="images/fig5-3_foundation_model_pde.png" id="290" name="Picture"/>
                     <pic:cNvPicPr>
                       <a:picLocks noChangeArrowheads="1" noChangeAspect="1"/>
                     </pic:cNvPicPr>
                   </pic:nvPicPr>
                   <pic:blipFill>
-                    <a:blip r:embed="rId285"/>
+                    <a:blip r:embed="rId288"/>
                     <a:stretch>
                       <a:fillRect/>
                     </a:stretch>
@@ -37839,8 +38117,8 @@
         <w:t xml:space="preserve">图 5-3: 面向 PDE 泛化的物理基础模型（Foundation Model）架构示意图。模型在海量异构物理方程数据（如 Navier-Stokes, Maxwell, Schrödinger）上进行预训练，通过上下文学习（In-context Learning）或多模态提示（Multimodal Prompting）机制，将观测算子与边界条件作为提示词，实现对未见物理场景的零样本泛化。</w:t>
       </w:r>
     </w:p>
-    <w:bookmarkEnd w:id="288"/>
-    <w:bookmarkStart w:id="292" w:name="可信科学机器学习从贝叶斯到共形预测-trustworthy-sciml"/>
+    <w:bookmarkEnd w:id="291"/>
+    <w:bookmarkStart w:id="295" w:name="可信科学机器学习从贝叶斯到共形预测-trustworthy-sciml"/>
     <w:p>
       <w:pPr>
         <w:pStyle w:val="3"/>
@@ -37876,18 +38154,18 @@
           <wp:inline>
             <wp:extent cx="5753100" cy="4314825"/>
             <wp:effectExtent b="0" l="0" r="0" t="0"/>
-            <wp:docPr descr="图 5-4: 面向可信科学机器学习的几何神经算子与共形预测架构示意图。左侧展示了定义在非欧几何流形上的神经算子（GNO），具备离散化无关性；右侧展示了物理信息共形预测（Physics-Informed Conformal Prediction）模块，为重建结果提供具有严格覆盖率保证（Coverage Guarantee）的置信区间，确保工程应用的安全可靠性。" title="" id="290" name="Picture"/>
+            <wp:docPr descr="图 5-4: 面向可信科学机器学习的几何神经算子与共形预测架构示意图。左侧展示了定义在非欧几何流形上的神经算子（GNO），具备离散化无关性；右侧展示了物理信息共形预测（Physics-Informed Conformal Prediction）模块，为重建结果提供具有严格覆盖率保证（Coverage Guarantee）的置信区间，确保工程应用的安全可靠性。" title="" id="293" name="Picture"/>
             <a:graphic>
               <a:graphicData uri="http://schemas.openxmlformats.org/drawingml/2006/picture">
                 <pic:pic>
                   <pic:nvPicPr>
-                    <pic:cNvPr descr="images/fig5-4_trustworthy_geometric_sciml.png" id="291" name="Picture"/>
+                    <pic:cNvPr descr="images/fig5-4_trustworthy_geometric_sciml.png" id="294" name="Picture"/>
                     <pic:cNvPicPr>
                       <a:picLocks noChangeArrowheads="1" noChangeAspect="1"/>
                     </pic:cNvPicPr>
                   </pic:nvPicPr>
                   <pic:blipFill>
-                    <a:blip r:embed="rId289"/>
+                    <a:blip r:embed="rId292"/>
                     <a:stretch>
                       <a:fillRect/>
                     </a:stretch>
@@ -37922,8 +38200,8 @@
         <w:t xml:space="preserve">图 5-4: 面向可信科学机器学习的几何神经算子与共形预测架构示意图。左侧展示了定义在非欧几何流形上的神经算子（GNO），具备离散化无关性；右侧展示了物理信息共形预测（Physics-Informed Conformal Prediction）模块，为重建结果提供具有严格覆盖率保证（Coverage Guarantee）的置信区间，确保工程应用的安全可靠性。</w:t>
       </w:r>
     </w:p>
-    <w:bookmarkEnd w:id="292"/>
-    <w:bookmarkStart w:id="293" w:name="非规则网格与几何神经算子-geometric-neural-operators"/>
+    <w:bookmarkEnd w:id="295"/>
+    <w:bookmarkStart w:id="296" w:name="非规则网格与几何神经算子-geometric-neural-operators"/>
     <w:p>
       <w:pPr>
         <w:pStyle w:val="3"/>
@@ -37960,9 +38238,9 @@
         <w:t xml:space="preserve">，即在任意分辨率和非结构化网格上均能保持算子的一致性。结合几何深度学习，设计具有 SE(3) 等变性（Equivariance）的观测算子与重建网络，将显著提升模型在复杂拓扑结构下的几何泛化能力。</w:t>
       </w:r>
     </w:p>
-    <w:bookmarkEnd w:id="293"/>
-    <w:bookmarkEnd w:id="294"/>
-    <w:bookmarkStart w:id="295" w:name="参考文献-references-1"/>
+    <w:bookmarkEnd w:id="296"/>
+    <w:bookmarkEnd w:id="297"/>
+    <w:bookmarkStart w:id="298" w:name="参考文献-references-1"/>
     <w:p>
       <w:pPr>
         <w:pStyle w:val="2"/>
@@ -42582,8 +42860,8 @@
         <w:t xml:space="preserve">），展示了架构微调对稳定性的影响。</w:t>
       </w:r>
     </w:p>
-    <w:bookmarkEnd w:id="295"/>
-    <w:bookmarkStart w:id="296" w:name="附录-b实验配置快照-experiment-configuration"/>
+    <w:bookmarkEnd w:id="298"/>
+    <w:bookmarkStart w:id="299" w:name="附录-b实验配置快照-experiment-configuration"/>
     <w:p>
       <w:pPr>
         <w:pStyle w:val="2"/>
@@ -42600,8 +42878,8 @@
         <w:t xml:space="preserve">（此处保持原有的 YAML 配置内容不变，省略以节省篇幅）</w:t>
       </w:r>
     </w:p>
-    <w:bookmarkEnd w:id="296"/>
-    <w:bookmarkStart w:id="448" w:name="X97a9fb5af31cbfcf357e74fea73a9a4cae06ef9"/>
+    <w:bookmarkEnd w:id="299"/>
+    <w:bookmarkStart w:id="451" w:name="X97a9fb5af31cbfcf357e74fea73a9a4cae06ef9"/>
     <w:p>
       <w:pPr>
         <w:pStyle w:val="2"/>
@@ -42633,7 +42911,7 @@
         <w:t xml:space="preserve">目录下实现，并按照轻量化设计、Transformer 变体、神经算子（Neural Operators）及经典基线进行分类管理。</w:t>
       </w:r>
     </w:p>
-    <w:bookmarkStart w:id="305" w:name="图例-legend"/>
+    <w:bookmarkStart w:id="308" w:name="图例-legend"/>
     <w:p>
       <w:pPr>
         <w:pStyle w:val="3"/>
@@ -42650,7 +42928,7 @@
         <w:t xml:space="preserve">以下为所有模型架构图中使用的统一图例说明，涵盖了 2D 空间操作与 3D 时空操作的核心图元。</w:t>
       </w:r>
     </w:p>
-    <w:bookmarkStart w:id="300" w:name="d-网络模块图例"/>
+    <w:bookmarkStart w:id="303" w:name="d-网络模块图例"/>
     <w:p>
       <w:pPr>
         <w:pStyle w:val="4"/>
@@ -42668,12 +42946,12 @@
           <wp:inline>
             <wp:extent cx="5753100" cy="6189222"/>
             <wp:effectExtent b="0" l="0" r="0" t="0"/>
-            <wp:docPr descr="Legend 2D" title="" id="298" name="Picture"/>
+            <wp:docPr descr="Legend 2D" title="" id="301" name="Picture"/>
             <a:graphic>
               <a:graphicData uri="http://schemas.openxmlformats.org/drawingml/2006/picture">
                 <pic:pic>
                   <pic:nvPicPr>
-                    <pic:cNvPr descr="../figures_nn/build_export_j2/legend_2d.svg" id="299" name="Picture"/>
+                    <pic:cNvPr descr="../figures_nn/build_export_j2/legend_2d.svg" id="302" name="Picture"/>
                     <pic:cNvPicPr>
                       <a:picLocks noChangeArrowheads="1" noChangeAspect="1"/>
                     </pic:cNvPicPr>
@@ -42685,7 +42963,7 @@
                           <a14:useLocalDpi xmlns:a14="http://schemas.microsoft.com/office/drawing/2010/main" val="0"/>
                         </a:ext>
                         <a:ext uri="{96DAC541-7B7A-43D3-8B79-37D633B846F1}">
-                          <asvg:svgBlip xmlns:asvg="http://schemas.microsoft.com/office/drawing/2016/SVG/main" r:embed="rId297"/>
+                          <asvg:svgBlip xmlns:asvg="http://schemas.microsoft.com/office/drawing/2016/SVG/main" r:embed="rId300"/>
                         </a:ext>
                       </a:extLst>
                     </a:blip>
@@ -42723,8 +43001,8 @@
         <w:t xml:space="preserve">Legend 2D</w:t>
       </w:r>
     </w:p>
-    <w:bookmarkEnd w:id="300"/>
-    <w:bookmarkStart w:id="304" w:name="d-时空网络模块图例"/>
+    <w:bookmarkEnd w:id="303"/>
+    <w:bookmarkStart w:id="307" w:name="d-时空网络模块图例"/>
     <w:p>
       <w:pPr>
         <w:pStyle w:val="4"/>
@@ -42742,12 +43020,12 @@
           <wp:inline>
             <wp:extent cx="5753100" cy="5983962"/>
             <wp:effectExtent b="0" l="0" r="0" t="0"/>
-            <wp:docPr descr="Legend 3D" title="" id="302" name="Picture"/>
+            <wp:docPr descr="Legend 3D" title="" id="305" name="Picture"/>
             <a:graphic>
               <a:graphicData uri="http://schemas.openxmlformats.org/drawingml/2006/picture">
                 <pic:pic>
                   <pic:nvPicPr>
-                    <pic:cNvPr descr="../figures_nn/build_export_j2/legend_3d.svg" id="303" name="Picture"/>
+                    <pic:cNvPr descr="../figures_nn/build_export_j2/legend_3d.svg" id="306" name="Picture"/>
                     <pic:cNvPicPr>
                       <a:picLocks noChangeArrowheads="1" noChangeAspect="1"/>
                     </pic:cNvPicPr>
@@ -42759,7 +43037,7 @@
                           <a14:useLocalDpi xmlns:a14="http://schemas.microsoft.com/office/drawing/2010/main" val="0"/>
                         </a:ext>
                         <a:ext uri="{96DAC541-7B7A-43D3-8B79-37D633B846F1}">
-                          <asvg:svgBlip xmlns:asvg="http://schemas.microsoft.com/office/drawing/2016/SVG/main" r:embed="rId301"/>
+                          <asvg:svgBlip xmlns:asvg="http://schemas.microsoft.com/office/drawing/2016/SVG/main" r:embed="rId304"/>
                         </a:ext>
                       </a:extLst>
                     </a:blip>
@@ -42804,9 +43082,9 @@
         </w:pict>
       </w:r>
     </w:p>
-    <w:bookmarkEnd w:id="304"/>
-    <w:bookmarkEnd w:id="305"/>
-    <w:bookmarkStart w:id="309" w:name="c.1-cnn-attention-lite"/>
+    <w:bookmarkEnd w:id="307"/>
+    <w:bookmarkEnd w:id="308"/>
+    <w:bookmarkStart w:id="312" w:name="c.1-cnn-attention-lite"/>
     <w:p>
       <w:pPr>
         <w:pStyle w:val="3"/>
@@ -42898,12 +43176,12 @@
           <wp:inline>
             <wp:extent cx="5753100" cy="1310908"/>
             <wp:effectExtent b="0" l="0" r="0" t="0"/>
-            <wp:docPr descr="CNN Attention Lite" title="" id="307" name="Picture"/>
+            <wp:docPr descr="CNN Attention Lite" title="" id="310" name="Picture"/>
             <a:graphic>
               <a:graphicData uri="http://schemas.openxmlformats.org/drawingml/2006/picture">
                 <pic:pic>
                   <pic:nvPicPr>
-                    <pic:cNvPr descr="../figures_nn/build_export_j2/cnn_attn_lite/fig_cnn_attn_lite_auto.svg" id="308" name="Picture"/>
+                    <pic:cNvPr descr="../figures_nn/build_export_j2/cnn_attn_lite/fig_cnn_attn_lite_auto.svg" id="311" name="Picture"/>
                     <pic:cNvPicPr>
                       <a:picLocks noChangeArrowheads="1" noChangeAspect="1"/>
                     </pic:cNvPicPr>
@@ -42915,7 +43193,7 @@
                           <a14:useLocalDpi xmlns:a14="http://schemas.microsoft.com/office/drawing/2010/main" val="0"/>
                         </a:ext>
                         <a:ext uri="{96DAC541-7B7A-43D3-8B79-37D633B846F1}">
-                          <asvg:svgBlip xmlns:asvg="http://schemas.microsoft.com/office/drawing/2016/SVG/main" r:embed="rId306"/>
+                          <asvg:svgBlip xmlns:asvg="http://schemas.microsoft.com/office/drawing/2016/SVG/main" r:embed="rId309"/>
                         </a:ext>
                       </a:extLst>
                     </a:blip>
@@ -42945,8 +43223,8 @@
         </w:drawing>
       </w:r>
     </w:p>
-    <w:bookmarkEnd w:id="309"/>
-    <w:bookmarkStart w:id="313" w:name="c.2-conv-gate-lite"/>
+    <w:bookmarkEnd w:id="312"/>
+    <w:bookmarkStart w:id="316" w:name="c.2-conv-gate-lite"/>
     <w:p>
       <w:pPr>
         <w:pStyle w:val="3"/>
@@ -43121,12 +43399,12 @@
           <wp:inline>
             <wp:extent cx="5753100" cy="1310908"/>
             <wp:effectExtent b="0" l="0" r="0" t="0"/>
-            <wp:docPr descr="Conv Gate Lite" title="" id="311" name="Picture"/>
+            <wp:docPr descr="Conv Gate Lite" title="" id="314" name="Picture"/>
             <a:graphic>
               <a:graphicData uri="http://schemas.openxmlformats.org/drawingml/2006/picture">
                 <pic:pic>
                   <pic:nvPicPr>
-                    <pic:cNvPr descr="../figures_nn/build_export_j2/conv_gate_lite/fig_conv_gate_lite_auto.svg" id="312" name="Picture"/>
+                    <pic:cNvPr descr="../figures_nn/build_export_j2/conv_gate_lite/fig_conv_gate_lite_auto.svg" id="315" name="Picture"/>
                     <pic:cNvPicPr>
                       <a:picLocks noChangeArrowheads="1" noChangeAspect="1"/>
                     </pic:cNvPicPr>
@@ -43138,7 +43416,7 @@
                           <a14:useLocalDpi xmlns:a14="http://schemas.microsoft.com/office/drawing/2010/main" val="0"/>
                         </a:ext>
                         <a:ext uri="{96DAC541-7B7A-43D3-8B79-37D633B846F1}">
-                          <asvg:svgBlip xmlns:asvg="http://schemas.microsoft.com/office/drawing/2016/SVG/main" r:embed="rId310"/>
+                          <asvg:svgBlip xmlns:asvg="http://schemas.microsoft.com/office/drawing/2016/SVG/main" r:embed="rId313"/>
                         </a:ext>
                       </a:extLst>
                     </a:blip>
@@ -43168,8 +43446,8 @@
         </w:drawing>
       </w:r>
     </w:p>
-    <w:bookmarkEnd w:id="313"/>
-    <w:bookmarkStart w:id="317" w:name="c.3-convlstm"/>
+    <w:bookmarkEnd w:id="316"/>
+    <w:bookmarkStart w:id="320" w:name="c.3-convlstm"/>
     <w:p>
       <w:pPr>
         <w:pStyle w:val="3"/>
@@ -43480,12 +43758,12 @@
           <wp:inline>
             <wp:extent cx="5753100" cy="2898906"/>
             <wp:effectExtent b="0" l="0" r="0" t="0"/>
-            <wp:docPr descr="ConvLSTM" title="" id="315" name="Picture"/>
+            <wp:docPr descr="ConvLSTM" title="" id="318" name="Picture"/>
             <a:graphic>
               <a:graphicData uri="http://schemas.openxmlformats.org/drawingml/2006/picture">
                 <pic:pic>
                   <pic:nvPicPr>
-                    <pic:cNvPr descr="../figures_nn/build_export_j2/convlstm/fig_convlstm_auto.svg" id="316" name="Picture"/>
+                    <pic:cNvPr descr="../figures_nn/build_export_j2/convlstm/fig_convlstm_auto.svg" id="319" name="Picture"/>
                     <pic:cNvPicPr>
                       <a:picLocks noChangeArrowheads="1" noChangeAspect="1"/>
                     </pic:cNvPicPr>
@@ -43497,7 +43775,7 @@
                           <a14:useLocalDpi xmlns:a14="http://schemas.microsoft.com/office/drawing/2010/main" val="0"/>
                         </a:ext>
                         <a:ext uri="{96DAC541-7B7A-43D3-8B79-37D633B846F1}">
-                          <asvg:svgBlip xmlns:asvg="http://schemas.microsoft.com/office/drawing/2016/SVG/main" r:embed="rId314"/>
+                          <asvg:svgBlip xmlns:asvg="http://schemas.microsoft.com/office/drawing/2016/SVG/main" r:embed="rId317"/>
                         </a:ext>
                       </a:extLst>
                     </a:blip>
@@ -43527,8 +43805,8 @@
         </w:drawing>
       </w:r>
     </w:p>
-    <w:bookmarkEnd w:id="317"/>
-    <w:bookmarkStart w:id="321" w:name="c.4-convunet-lite"/>
+    <w:bookmarkEnd w:id="320"/>
+    <w:bookmarkStart w:id="324" w:name="c.4-convunet-lite"/>
     <w:p>
       <w:pPr>
         <w:pStyle w:val="3"/>
@@ -43607,12 +43885,12 @@
           <wp:inline>
             <wp:extent cx="5753100" cy="1614017"/>
             <wp:effectExtent b="0" l="0" r="0" t="0"/>
-            <wp:docPr descr="ConvUNet Lite" title="" id="319" name="Picture"/>
+            <wp:docPr descr="ConvUNet Lite" title="" id="322" name="Picture"/>
             <a:graphic>
               <a:graphicData uri="http://schemas.openxmlformats.org/drawingml/2006/picture">
                 <pic:pic>
                   <pic:nvPicPr>
-                    <pic:cNvPr descr="../figures_nn/build_export_j2/conv_unet_lite/fig_conv_unet_lite_auto.svg" id="320" name="Picture"/>
+                    <pic:cNvPr descr="../figures_nn/build_export_j2/conv_unet_lite/fig_conv_unet_lite_auto.svg" id="323" name="Picture"/>
                     <pic:cNvPicPr>
                       <a:picLocks noChangeArrowheads="1" noChangeAspect="1"/>
                     </pic:cNvPicPr>
@@ -43624,7 +43902,7 @@
                           <a14:useLocalDpi xmlns:a14="http://schemas.microsoft.com/office/drawing/2010/main" val="0"/>
                         </a:ext>
                         <a:ext uri="{96DAC541-7B7A-43D3-8B79-37D633B846F1}">
-                          <asvg:svgBlip xmlns:asvg="http://schemas.microsoft.com/office/drawing/2016/SVG/main" r:embed="rId318"/>
+                          <asvg:svgBlip xmlns:asvg="http://schemas.microsoft.com/office/drawing/2016/SVG/main" r:embed="rId321"/>
                         </a:ext>
                       </a:extLst>
                     </a:blip>
@@ -43654,8 +43932,8 @@
         </w:drawing>
       </w:r>
     </w:p>
-    <w:bookmarkEnd w:id="321"/>
-    <w:bookmarkStart w:id="325" w:name="c.5-deeponet"/>
+    <w:bookmarkEnd w:id="324"/>
+    <w:bookmarkStart w:id="328" w:name="c.5-deeponet"/>
     <w:p>
       <w:pPr>
         <w:pStyle w:val="3"/>
@@ -43990,12 +44268,12 @@
           <wp:inline>
             <wp:extent cx="5753100" cy="2527972"/>
             <wp:effectExtent b="0" l="0" r="0" t="0"/>
-            <wp:docPr descr="DeepONet" title="" id="323" name="Picture"/>
+            <wp:docPr descr="DeepONet" title="" id="326" name="Picture"/>
             <a:graphic>
               <a:graphicData uri="http://schemas.openxmlformats.org/drawingml/2006/picture">
                 <pic:pic>
                   <pic:nvPicPr>
-                    <pic:cNvPr descr="../figures_nn/build_export_j2/deeponet/fig_deeponet_auto.svg" id="324" name="Picture"/>
+                    <pic:cNvPr descr="../figures_nn/build_export_j2/deeponet/fig_deeponet_auto.svg" id="327" name="Picture"/>
                     <pic:cNvPicPr>
                       <a:picLocks noChangeArrowheads="1" noChangeAspect="1"/>
                     </pic:cNvPicPr>
@@ -44007,7 +44285,7 @@
                           <a14:useLocalDpi xmlns:a14="http://schemas.microsoft.com/office/drawing/2010/main" val="0"/>
                         </a:ext>
                         <a:ext uri="{96DAC541-7B7A-43D3-8B79-37D633B846F1}">
-                          <asvg:svgBlip xmlns:asvg="http://schemas.microsoft.com/office/drawing/2016/SVG/main" r:embed="rId322"/>
+                          <asvg:svgBlip xmlns:asvg="http://schemas.microsoft.com/office/drawing/2016/SVG/main" r:embed="rId325"/>
                         </a:ext>
                       </a:extLst>
                     </a:blip>
@@ -44037,8 +44315,8 @@
         </w:drawing>
       </w:r>
     </w:p>
-    <w:bookmarkEnd w:id="325"/>
-    <w:bookmarkStart w:id="328" w:name="c.6-edsr"/>
+    <w:bookmarkEnd w:id="328"/>
+    <w:bookmarkStart w:id="331" w:name="c.6-edsr"/>
     <w:p>
       <w:pPr>
         <w:pStyle w:val="3"/>
@@ -44111,12 +44389,12 @@
           <wp:inline>
             <wp:extent cx="5753100" cy="1310908"/>
             <wp:effectExtent b="0" l="0" r="0" t="0"/>
-            <wp:docPr descr="EDSR" title="" id="326" name="Picture"/>
+            <wp:docPr descr="EDSR" title="" id="329" name="Picture"/>
             <a:graphic>
               <a:graphicData uri="http://schemas.openxmlformats.org/drawingml/2006/picture">
                 <pic:pic>
                   <pic:nvPicPr>
-                    <pic:cNvPr descr="../figures_nn/build_export_j2/edsr/fig_edsr_auto.svg" id="327" name="Picture"/>
+                    <pic:cNvPr descr="../figures_nn/build_export_j2/edsr/fig_edsr_auto.svg" id="330" name="Picture"/>
                     <pic:cNvPicPr>
                       <a:picLocks noChangeArrowheads="1" noChangeAspect="1"/>
                     </pic:cNvPicPr>
@@ -44158,8 +44436,8 @@
         </w:drawing>
       </w:r>
     </w:p>
-    <w:bookmarkEnd w:id="328"/>
-    <w:bookmarkStart w:id="332" w:name="c.7-fno-fourier-neural-operator"/>
+    <w:bookmarkEnd w:id="331"/>
+    <w:bookmarkStart w:id="335" w:name="c.7-fno-fourier-neural-operator"/>
     <w:p>
       <w:pPr>
         <w:pStyle w:val="3"/>
@@ -44480,12 +44758,12 @@
           <wp:inline>
             <wp:extent cx="5753100" cy="1727030"/>
             <wp:effectExtent b="0" l="0" r="0" t="0"/>
-            <wp:docPr descr="FNO" title="" id="330" name="Picture"/>
+            <wp:docPr descr="FNO" title="" id="333" name="Picture"/>
             <a:graphic>
               <a:graphicData uri="http://schemas.openxmlformats.org/drawingml/2006/picture">
                 <pic:pic>
                   <pic:nvPicPr>
-                    <pic:cNvPr descr="../figures_nn/build_export_j2/fno/fig_fno_auto.svg" id="331" name="Picture"/>
+                    <pic:cNvPr descr="../figures_nn/build_export_j2/fno/fig_fno_auto.svg" id="334" name="Picture"/>
                     <pic:cNvPicPr>
                       <a:picLocks noChangeArrowheads="1" noChangeAspect="1"/>
                     </pic:cNvPicPr>
@@ -44497,7 +44775,7 @@
                           <a14:useLocalDpi xmlns:a14="http://schemas.microsoft.com/office/drawing/2010/main" val="0"/>
                         </a:ext>
                         <a:ext uri="{96DAC541-7B7A-43D3-8B79-37D633B846F1}">
-                          <asvg:svgBlip xmlns:asvg="http://schemas.microsoft.com/office/drawing/2016/SVG/main" r:embed="rId329"/>
+                          <asvg:svgBlip xmlns:asvg="http://schemas.microsoft.com/office/drawing/2016/SVG/main" r:embed="rId332"/>
                         </a:ext>
                       </a:extLst>
                     </a:blip>
@@ -44527,8 +44805,8 @@
         </w:drawing>
       </w:r>
     </w:p>
-    <w:bookmarkEnd w:id="332"/>
-    <w:bookmarkStart w:id="336" w:name="c.8-hybrid-model"/>
+    <w:bookmarkEnd w:id="335"/>
+    <w:bookmarkStart w:id="339" w:name="c.8-hybrid-model"/>
     <w:p>
       <w:pPr>
         <w:pStyle w:val="3"/>
@@ -44641,12 +44919,12 @@
           <wp:inline>
             <wp:extent cx="5753100" cy="7036165"/>
             <wp:effectExtent b="0" l="0" r="0" t="0"/>
-            <wp:docPr descr="Hybrid Model" title="" id="334" name="Picture"/>
+            <wp:docPr descr="Hybrid Model" title="" id="337" name="Picture"/>
             <a:graphic>
               <a:graphicData uri="http://schemas.openxmlformats.org/drawingml/2006/picture">
                 <pic:pic>
                   <pic:nvPicPr>
-                    <pic:cNvPr descr="../figures_nn/build_export_j2/hybrid/fig_hybrid_auto.svg" id="335" name="Picture"/>
+                    <pic:cNvPr descr="../figures_nn/build_export_j2/hybrid/fig_hybrid_auto.svg" id="338" name="Picture"/>
                     <pic:cNvPicPr>
                       <a:picLocks noChangeArrowheads="1" noChangeAspect="1"/>
                     </pic:cNvPicPr>
@@ -44658,7 +44936,7 @@
                           <a14:useLocalDpi xmlns:a14="http://schemas.microsoft.com/office/drawing/2010/main" val="0"/>
                         </a:ext>
                         <a:ext uri="{96DAC541-7B7A-43D3-8B79-37D633B846F1}">
-                          <asvg:svgBlip xmlns:asvg="http://schemas.microsoft.com/office/drawing/2016/SVG/main" r:embed="rId333"/>
+                          <asvg:svgBlip xmlns:asvg="http://schemas.microsoft.com/office/drawing/2016/SVG/main" r:embed="rId336"/>
                         </a:ext>
                       </a:extLst>
                     </a:blip>
@@ -44688,8 +44966,8 @@
         </w:drawing>
       </w:r>
     </w:p>
-    <w:bookmarkEnd w:id="336"/>
-    <w:bookmarkStart w:id="340" w:name="c.9-liif-local-implicit-image-function"/>
+    <w:bookmarkEnd w:id="339"/>
+    <w:bookmarkStart w:id="343" w:name="c.9-liif-local-implicit-image-function"/>
     <w:p>
       <w:pPr>
         <w:pStyle w:val="3"/>
@@ -44955,12 +45233,12 @@
           <wp:inline>
             <wp:extent cx="5753100" cy="2475043"/>
             <wp:effectExtent b="0" l="0" r="0" t="0"/>
-            <wp:docPr descr="LIIF" title="" id="338" name="Picture"/>
+            <wp:docPr descr="LIIF" title="" id="341" name="Picture"/>
             <a:graphic>
               <a:graphicData uri="http://schemas.openxmlformats.org/drawingml/2006/picture">
                 <pic:pic>
                   <pic:nvPicPr>
-                    <pic:cNvPr descr="../figures_nn/build_export_j2/liif/fig_liif_auto.svg" id="339" name="Picture"/>
+                    <pic:cNvPr descr="../figures_nn/build_export_j2/liif/fig_liif_auto.svg" id="342" name="Picture"/>
                     <pic:cNvPicPr>
                       <a:picLocks noChangeArrowheads="1" noChangeAspect="1"/>
                     </pic:cNvPicPr>
@@ -44972,7 +45250,7 @@
                           <a14:useLocalDpi xmlns:a14="http://schemas.microsoft.com/office/drawing/2010/main" val="0"/>
                         </a:ext>
                         <a:ext uri="{96DAC541-7B7A-43D3-8B79-37D633B846F1}">
-                          <asvg:svgBlip xmlns:asvg="http://schemas.microsoft.com/office/drawing/2016/SVG/main" r:embed="rId337"/>
+                          <asvg:svgBlip xmlns:asvg="http://schemas.microsoft.com/office/drawing/2016/SVG/main" r:embed="rId340"/>
                         </a:ext>
                       </a:extLst>
                     </a:blip>
@@ -45002,8 +45280,8 @@
         </w:drawing>
       </w:r>
     </w:p>
-    <w:bookmarkEnd w:id="340"/>
-    <w:bookmarkStart w:id="344" w:name="c.10-mixer"/>
+    <w:bookmarkEnd w:id="343"/>
+    <w:bookmarkStart w:id="347" w:name="c.10-mixer"/>
     <w:p>
       <w:pPr>
         <w:pStyle w:val="3"/>
@@ -45066,12 +45344,12 @@
           <wp:inline>
             <wp:extent cx="5753100" cy="2860298"/>
             <wp:effectExtent b="0" l="0" r="0" t="0"/>
-            <wp:docPr descr="Mixer" title="" id="342" name="Picture"/>
+            <wp:docPr descr="Mixer" title="" id="345" name="Picture"/>
             <a:graphic>
               <a:graphicData uri="http://schemas.openxmlformats.org/drawingml/2006/picture">
                 <pic:pic>
                   <pic:nvPicPr>
-                    <pic:cNvPr descr="../figures_nn/build_export_j2/mixer/fig_mixer_auto.svg" id="343" name="Picture"/>
+                    <pic:cNvPr descr="../figures_nn/build_export_j2/mixer/fig_mixer_auto.svg" id="346" name="Picture"/>
                     <pic:cNvPicPr>
                       <a:picLocks noChangeArrowheads="1" noChangeAspect="1"/>
                     </pic:cNvPicPr>
@@ -45083,7 +45361,7 @@
                           <a14:useLocalDpi xmlns:a14="http://schemas.microsoft.com/office/drawing/2010/main" val="0"/>
                         </a:ext>
                         <a:ext uri="{96DAC541-7B7A-43D3-8B79-37D633B846F1}">
-                          <asvg:svgBlip xmlns:asvg="http://schemas.microsoft.com/office/drawing/2016/SVG/main" r:embed="rId341"/>
+                          <asvg:svgBlip xmlns:asvg="http://schemas.microsoft.com/office/drawing/2016/SVG/main" r:embed="rId344"/>
                         </a:ext>
                       </a:extLst>
                     </a:blip>
@@ -45113,8 +45391,8 @@
         </w:drawing>
       </w:r>
     </w:p>
-    <w:bookmarkEnd w:id="344"/>
-    <w:bookmarkStart w:id="348" w:name="c.11-mlp"/>
+    <w:bookmarkEnd w:id="347"/>
+    <w:bookmarkStart w:id="351" w:name="c.11-mlp"/>
     <w:p>
       <w:pPr>
         <w:pStyle w:val="3"/>
@@ -45187,12 +45465,12 @@
           <wp:inline>
             <wp:extent cx="5753100" cy="2860298"/>
             <wp:effectExtent b="0" l="0" r="0" t="0"/>
-            <wp:docPr descr="MLP" title="" id="346" name="Picture"/>
+            <wp:docPr descr="MLP" title="" id="349" name="Picture"/>
             <a:graphic>
               <a:graphicData uri="http://schemas.openxmlformats.org/drawingml/2006/picture">
                 <pic:pic>
                   <pic:nvPicPr>
-                    <pic:cNvPr descr="../figures_nn/build_export_j2/mlp/fig_mlp_auto.svg" id="347" name="Picture"/>
+                    <pic:cNvPr descr="../figures_nn/build_export_j2/mlp/fig_mlp_auto.svg" id="350" name="Picture"/>
                     <pic:cNvPicPr>
                       <a:picLocks noChangeArrowheads="1" noChangeAspect="1"/>
                     </pic:cNvPicPr>
@@ -45204,7 +45482,7 @@
                           <a14:useLocalDpi xmlns:a14="http://schemas.microsoft.com/office/drawing/2010/main" val="0"/>
                         </a:ext>
                         <a:ext uri="{96DAC541-7B7A-43D3-8B79-37D633B846F1}">
-                          <asvg:svgBlip xmlns:asvg="http://schemas.microsoft.com/office/drawing/2016/SVG/main" r:embed="rId345"/>
+                          <asvg:svgBlip xmlns:asvg="http://schemas.microsoft.com/office/drawing/2016/SVG/main" r:embed="rId348"/>
                         </a:ext>
                       </a:extLst>
                     </a:blip>
@@ -45234,8 +45512,8 @@
         </w:drawing>
       </w:r>
     </w:p>
-    <w:bookmarkEnd w:id="348"/>
-    <w:bookmarkStart w:id="352" w:name="c.12-mlp-mixer"/>
+    <w:bookmarkEnd w:id="351"/>
+    <w:bookmarkStart w:id="355" w:name="c.12-mlp-mixer"/>
     <w:p>
       <w:pPr>
         <w:pStyle w:val="3"/>
@@ -45342,12 +45620,12 @@
           <wp:inline>
             <wp:extent cx="5753100" cy="2860298"/>
             <wp:effectExtent b="0" l="0" r="0" t="0"/>
-            <wp:docPr descr="MLP-Mixer" title="" id="350" name="Picture"/>
+            <wp:docPr descr="MLP-Mixer" title="" id="353" name="Picture"/>
             <a:graphic>
               <a:graphicData uri="http://schemas.openxmlformats.org/drawingml/2006/picture">
                 <pic:pic>
                   <pic:nvPicPr>
-                    <pic:cNvPr descr="../figures_nn/build_export_j2/mlp_mixer/fig_mlp_mixer_auto.svg" id="351" name="Picture"/>
+                    <pic:cNvPr descr="../figures_nn/build_export_j2/mlp_mixer/fig_mlp_mixer_auto.svg" id="354" name="Picture"/>
                     <pic:cNvPicPr>
                       <a:picLocks noChangeArrowheads="1" noChangeAspect="1"/>
                     </pic:cNvPicPr>
@@ -45359,7 +45637,7 @@
                           <a14:useLocalDpi xmlns:a14="http://schemas.microsoft.com/office/drawing/2010/main" val="0"/>
                         </a:ext>
                         <a:ext uri="{96DAC541-7B7A-43D3-8B79-37D633B846F1}">
-                          <asvg:svgBlip xmlns:asvg="http://schemas.microsoft.com/office/drawing/2016/SVG/main" r:embed="rId349"/>
+                          <asvg:svgBlip xmlns:asvg="http://schemas.microsoft.com/office/drawing/2016/SVG/main" r:embed="rId352"/>
                         </a:ext>
                       </a:extLst>
                     </a:blip>
@@ -45389,8 +45667,8 @@
         </w:drawing>
       </w:r>
     </w:p>
-    <w:bookmarkEnd w:id="352"/>
-    <w:bookmarkStart w:id="356" w:name="c.13-nafnet"/>
+    <w:bookmarkEnd w:id="355"/>
+    <w:bookmarkStart w:id="359" w:name="c.13-nafnet"/>
     <w:p>
       <w:pPr>
         <w:pStyle w:val="3"/>
@@ -45533,12 +45811,12 @@
           <wp:inline>
             <wp:extent cx="5753100" cy="1614017"/>
             <wp:effectExtent b="0" l="0" r="0" t="0"/>
-            <wp:docPr descr="NAFNet" title="" id="354" name="Picture"/>
+            <wp:docPr descr="NAFNet" title="" id="357" name="Picture"/>
             <a:graphic>
               <a:graphicData uri="http://schemas.openxmlformats.org/drawingml/2006/picture">
                 <pic:pic>
                   <pic:nvPicPr>
-                    <pic:cNvPr descr="../figures_nn/build_export_j2/nafnet/fig_nafnet_auto.svg" id="355" name="Picture"/>
+                    <pic:cNvPr descr="../figures_nn/build_export_j2/nafnet/fig_nafnet_auto.svg" id="358" name="Picture"/>
                     <pic:cNvPicPr>
                       <a:picLocks noChangeArrowheads="1" noChangeAspect="1"/>
                     </pic:cNvPicPr>
@@ -45550,7 +45828,7 @@
                           <a14:useLocalDpi xmlns:a14="http://schemas.microsoft.com/office/drawing/2010/main" val="0"/>
                         </a:ext>
                         <a:ext uri="{96DAC541-7B7A-43D3-8B79-37D633B846F1}">
-                          <asvg:svgBlip xmlns:asvg="http://schemas.microsoft.com/office/drawing/2016/SVG/main" r:embed="rId353"/>
+                          <asvg:svgBlip xmlns:asvg="http://schemas.microsoft.com/office/drawing/2016/SVG/main" r:embed="rId356"/>
                         </a:ext>
                       </a:extLst>
                     </a:blip>
@@ -45580,8 +45858,8 @@
         </w:drawing>
       </w:r>
     </w:p>
-    <w:bookmarkEnd w:id="356"/>
-    <w:bookmarkStart w:id="360" w:name="c.14-partialconv-unet"/>
+    <w:bookmarkEnd w:id="359"/>
+    <w:bookmarkStart w:id="363" w:name="c.14-partialconv-unet"/>
     <w:p>
       <w:pPr>
         <w:pStyle w:val="3"/>
@@ -45912,12 +46190,12 @@
           <wp:inline>
             <wp:extent cx="5753100" cy="1614017"/>
             <wp:effectExtent b="0" l="0" r="0" t="0"/>
-            <wp:docPr descr="PartialConv UNet" title="" id="358" name="Picture"/>
+            <wp:docPr descr="PartialConv UNet" title="" id="361" name="Picture"/>
             <a:graphic>
               <a:graphicData uri="http://schemas.openxmlformats.org/drawingml/2006/picture">
                 <pic:pic>
                   <pic:nvPicPr>
-                    <pic:cNvPr descr="../figures_nn/build_export_j2/partialconv_unet/fig_partialconv_unet_auto.svg" id="359" name="Picture"/>
+                    <pic:cNvPr descr="../figures_nn/build_export_j2/partialconv_unet/fig_partialconv_unet_auto.svg" id="362" name="Picture"/>
                     <pic:cNvPicPr>
                       <a:picLocks noChangeArrowheads="1" noChangeAspect="1"/>
                     </pic:cNvPicPr>
@@ -45929,7 +46207,7 @@
                           <a14:useLocalDpi xmlns:a14="http://schemas.microsoft.com/office/drawing/2010/main" val="0"/>
                         </a:ext>
                         <a:ext uri="{96DAC541-7B7A-43D3-8B79-37D633B846F1}">
-                          <asvg:svgBlip xmlns:asvg="http://schemas.microsoft.com/office/drawing/2016/SVG/main" r:embed="rId357"/>
+                          <asvg:svgBlip xmlns:asvg="http://schemas.microsoft.com/office/drawing/2016/SVG/main" r:embed="rId360"/>
                         </a:ext>
                       </a:extLst>
                     </a:blip>
@@ -45959,8 +46237,8 @@
         </w:drawing>
       </w:r>
     </w:p>
-    <w:bookmarkEnd w:id="360"/>
-    <w:bookmarkStart w:id="364" w:name="c.15-perceiverio"/>
+    <w:bookmarkEnd w:id="363"/>
+    <w:bookmarkStart w:id="367" w:name="c.15-perceiverio"/>
     <w:p>
       <w:pPr>
         <w:pStyle w:val="3"/>
@@ -46114,12 +46392,12 @@
           <wp:inline>
             <wp:extent cx="5753100" cy="2860298"/>
             <wp:effectExtent b="0" l="0" r="0" t="0"/>
-            <wp:docPr descr="PerceiverIO" title="" id="362" name="Picture"/>
+            <wp:docPr descr="PerceiverIO" title="" id="365" name="Picture"/>
             <a:graphic>
               <a:graphicData uri="http://schemas.openxmlformats.org/drawingml/2006/picture">
                 <pic:pic>
                   <pic:nvPicPr>
-                    <pic:cNvPr descr="../figures_nn/build_export_j2/perceiverio/fig_perceiverio_auto.svg" id="363" name="Picture"/>
+                    <pic:cNvPr descr="../figures_nn/build_export_j2/perceiverio/fig_perceiverio_auto.svg" id="366" name="Picture"/>
                     <pic:cNvPicPr>
                       <a:picLocks noChangeArrowheads="1" noChangeAspect="1"/>
                     </pic:cNvPicPr>
@@ -46131,7 +46409,7 @@
                           <a14:useLocalDpi xmlns:a14="http://schemas.microsoft.com/office/drawing/2010/main" val="0"/>
                         </a:ext>
                         <a:ext uri="{96DAC541-7B7A-43D3-8B79-37D633B846F1}">
-                          <asvg:svgBlip xmlns:asvg="http://schemas.microsoft.com/office/drawing/2016/SVG/main" r:embed="rId361"/>
+                          <asvg:svgBlip xmlns:asvg="http://schemas.microsoft.com/office/drawing/2016/SVG/main" r:embed="rId364"/>
                         </a:ext>
                       </a:extLst>
                     </a:blip>
@@ -46161,8 +46439,8 @@
         </w:drawing>
       </w:r>
     </w:p>
-    <w:bookmarkEnd w:id="364"/>
-    <w:bookmarkStart w:id="368" w:name="c.16-physics-informed"/>
+    <w:bookmarkEnd w:id="367"/>
+    <w:bookmarkStart w:id="371" w:name="c.16-physics-informed"/>
     <w:p>
       <w:pPr>
         <w:pStyle w:val="3"/>
@@ -46362,12 +46640,12 @@
           <wp:inline>
             <wp:extent cx="5753100" cy="1851572"/>
             <wp:effectExtent b="0" l="0" r="0" t="0"/>
-            <wp:docPr descr="Physics" title="" id="366" name="Picture"/>
+            <wp:docPr descr="Physics" title="" id="369" name="Picture"/>
             <a:graphic>
               <a:graphicData uri="http://schemas.openxmlformats.org/drawingml/2006/picture">
                 <pic:pic>
                   <pic:nvPicPr>
-                    <pic:cNvPr descr="../figures_nn/build_export_j2/physics/fig_physics_auto.svg" id="367" name="Picture"/>
+                    <pic:cNvPr descr="../figures_nn/build_export_j2/physics/fig_physics_auto.svg" id="370" name="Picture"/>
                     <pic:cNvPicPr>
                       <a:picLocks noChangeArrowheads="1" noChangeAspect="1"/>
                     </pic:cNvPicPr>
@@ -46379,7 +46657,7 @@
                           <a14:useLocalDpi xmlns:a14="http://schemas.microsoft.com/office/drawing/2010/main" val="0"/>
                         </a:ext>
                         <a:ext uri="{96DAC541-7B7A-43D3-8B79-37D633B846F1}">
-                          <asvg:svgBlip xmlns:asvg="http://schemas.microsoft.com/office/drawing/2016/SVG/main" r:embed="rId365"/>
+                          <asvg:svgBlip xmlns:asvg="http://schemas.microsoft.com/office/drawing/2016/SVG/main" r:embed="rId368"/>
                         </a:ext>
                       </a:extLst>
                     </a:blip>
@@ -46409,8 +46687,8 @@
         </w:drawing>
       </w:r>
     </w:p>
-    <w:bookmarkEnd w:id="368"/>
-    <w:bookmarkStart w:id="372" w:name="c.17-rcan"/>
+    <w:bookmarkEnd w:id="371"/>
+    <w:bookmarkStart w:id="375" w:name="c.17-rcan"/>
     <w:p>
       <w:pPr>
         <w:pStyle w:val="3"/>
@@ -46513,12 +46791,12 @@
           <wp:inline>
             <wp:extent cx="5753100" cy="1817203"/>
             <wp:effectExtent b="0" l="0" r="0" t="0"/>
-            <wp:docPr descr="RCAN" title="" id="370" name="Picture"/>
+            <wp:docPr descr="RCAN" title="" id="373" name="Picture"/>
             <a:graphic>
               <a:graphicData uri="http://schemas.openxmlformats.org/drawingml/2006/picture">
                 <pic:pic>
                   <pic:nvPicPr>
-                    <pic:cNvPr descr="../figures_nn/build_export_j2/rcan/fig_rcan_auto.svg" id="371" name="Picture"/>
+                    <pic:cNvPr descr="../figures_nn/build_export_j2/rcan/fig_rcan_auto.svg" id="374" name="Picture"/>
                     <pic:cNvPicPr>
                       <a:picLocks noChangeArrowheads="1" noChangeAspect="1"/>
                     </pic:cNvPicPr>
@@ -46530,7 +46808,7 @@
                           <a14:useLocalDpi xmlns:a14="http://schemas.microsoft.com/office/drawing/2010/main" val="0"/>
                         </a:ext>
                         <a:ext uri="{96DAC541-7B7A-43D3-8B79-37D633B846F1}">
-                          <asvg:svgBlip xmlns:asvg="http://schemas.microsoft.com/office/drawing/2016/SVG/main" r:embed="rId369"/>
+                          <asvg:svgBlip xmlns:asvg="http://schemas.microsoft.com/office/drawing/2016/SVG/main" r:embed="rId372"/>
                         </a:ext>
                       </a:extLst>
                     </a:blip>
@@ -46560,8 +46838,8 @@
         </w:drawing>
       </w:r>
     </w:p>
-    <w:bookmarkEnd w:id="372"/>
-    <w:bookmarkStart w:id="376" w:name="c.18-rdn"/>
+    <w:bookmarkEnd w:id="375"/>
+    <w:bookmarkStart w:id="379" w:name="c.18-rdn"/>
     <w:p>
       <w:pPr>
         <w:pStyle w:val="3"/>
@@ -46672,12 +46950,12 @@
           <wp:inline>
             <wp:extent cx="5753100" cy="1817203"/>
             <wp:effectExtent b="0" l="0" r="0" t="0"/>
-            <wp:docPr descr="RDN" title="" id="374" name="Picture"/>
+            <wp:docPr descr="RDN" title="" id="377" name="Picture"/>
             <a:graphic>
               <a:graphicData uri="http://schemas.openxmlformats.org/drawingml/2006/picture">
                 <pic:pic>
                   <pic:nvPicPr>
-                    <pic:cNvPr descr="../figures_nn/build_export_j2/rdn/fig_rdn_auto.svg" id="375" name="Picture"/>
+                    <pic:cNvPr descr="../figures_nn/build_export_j2/rdn/fig_rdn_auto.svg" id="378" name="Picture"/>
                     <pic:cNvPicPr>
                       <a:picLocks noChangeArrowheads="1" noChangeAspect="1"/>
                     </pic:cNvPicPr>
@@ -46689,7 +46967,7 @@
                           <a14:useLocalDpi xmlns:a14="http://schemas.microsoft.com/office/drawing/2010/main" val="0"/>
                         </a:ext>
                         <a:ext uri="{96DAC541-7B7A-43D3-8B79-37D633B846F1}">
-                          <asvg:svgBlip xmlns:asvg="http://schemas.microsoft.com/office/drawing/2016/SVG/main" r:embed="rId373"/>
+                          <asvg:svgBlip xmlns:asvg="http://schemas.microsoft.com/office/drawing/2016/SVG/main" r:embed="rId376"/>
                         </a:ext>
                       </a:extLst>
                     </a:blip>
@@ -46719,8 +46997,8 @@
         </w:drawing>
       </w:r>
     </w:p>
-    <w:bookmarkEnd w:id="376"/>
-    <w:bookmarkStart w:id="380" w:name="c.19-resnet-lite"/>
+    <w:bookmarkEnd w:id="379"/>
+    <w:bookmarkStart w:id="383" w:name="c.19-resnet-lite"/>
     <w:p>
       <w:pPr>
         <w:pStyle w:val="3"/>
@@ -46783,12 +47061,12 @@
           <wp:inline>
             <wp:extent cx="5753100" cy="1310908"/>
             <wp:effectExtent b="0" l="0" r="0" t="0"/>
-            <wp:docPr descr="ResNet Lite" title="" id="378" name="Picture"/>
+            <wp:docPr descr="ResNet Lite" title="" id="381" name="Picture"/>
             <a:graphic>
               <a:graphicData uri="http://schemas.openxmlformats.org/drawingml/2006/picture">
                 <pic:pic>
                   <pic:nvPicPr>
-                    <pic:cNvPr descr="../figures_nn/build_export_j2/resnet_lite/fig_resnet_lite_auto.svg" id="379" name="Picture"/>
+                    <pic:cNvPr descr="../figures_nn/build_export_j2/resnet_lite/fig_resnet_lite_auto.svg" id="382" name="Picture"/>
                     <pic:cNvPicPr>
                       <a:picLocks noChangeArrowheads="1" noChangeAspect="1"/>
                     </pic:cNvPicPr>
@@ -46800,7 +47078,7 @@
                           <a14:useLocalDpi xmlns:a14="http://schemas.microsoft.com/office/drawing/2010/main" val="0"/>
                         </a:ext>
                         <a:ext uri="{96DAC541-7B7A-43D3-8B79-37D633B846F1}">
-                          <asvg:svgBlip xmlns:asvg="http://schemas.microsoft.com/office/drawing/2016/SVG/main" r:embed="rId377"/>
+                          <asvg:svgBlip xmlns:asvg="http://schemas.microsoft.com/office/drawing/2016/SVG/main" r:embed="rId380"/>
                         </a:ext>
                       </a:extLst>
                     </a:blip>
@@ -46830,8 +47108,8 @@
         </w:drawing>
       </w:r>
     </w:p>
-    <w:bookmarkEnd w:id="380"/>
-    <w:bookmarkStart w:id="384" w:name="c.20-restormer"/>
+    <w:bookmarkEnd w:id="383"/>
+    <w:bookmarkStart w:id="387" w:name="c.20-restormer"/>
     <w:p>
       <w:pPr>
         <w:pStyle w:val="3"/>
@@ -47020,12 +47298,12 @@
           <wp:inline>
             <wp:extent cx="5753100" cy="1614017"/>
             <wp:effectExtent b="0" l="0" r="0" t="0"/>
-            <wp:docPr descr="Restormer" title="" id="382" name="Picture"/>
+            <wp:docPr descr="Restormer" title="" id="385" name="Picture"/>
             <a:graphic>
               <a:graphicData uri="http://schemas.openxmlformats.org/drawingml/2006/picture">
                 <pic:pic>
                   <pic:nvPicPr>
-                    <pic:cNvPr descr="../figures_nn/build_export_j2/restormer/fig_restormer_auto.svg" id="383" name="Picture"/>
+                    <pic:cNvPr descr="../figures_nn/build_export_j2/restormer/fig_restormer_auto.svg" id="386" name="Picture"/>
                     <pic:cNvPicPr>
                       <a:picLocks noChangeArrowheads="1" noChangeAspect="1"/>
                     </pic:cNvPicPr>
@@ -47037,7 +47315,7 @@
                           <a14:useLocalDpi xmlns:a14="http://schemas.microsoft.com/office/drawing/2010/main" val="0"/>
                         </a:ext>
                         <a:ext uri="{96DAC541-7B7A-43D3-8B79-37D633B846F1}">
-                          <asvg:svgBlip xmlns:asvg="http://schemas.microsoft.com/office/drawing/2016/SVG/main" r:embed="rId381"/>
+                          <asvg:svgBlip xmlns:asvg="http://schemas.microsoft.com/office/drawing/2016/SVG/main" r:embed="rId384"/>
                         </a:ext>
                       </a:extLst>
                     </a:blip>
@@ -47067,8 +47345,8 @@
         </w:drawing>
       </w:r>
     </w:p>
-    <w:bookmarkEnd w:id="384"/>
-    <w:bookmarkStart w:id="388" w:name="c.21-segformer"/>
+    <w:bookmarkEnd w:id="387"/>
+    <w:bookmarkStart w:id="391" w:name="c.21-segformer"/>
     <w:p>
       <w:pPr>
         <w:pStyle w:val="3"/>
@@ -47175,12 +47453,12 @@
           <wp:inline>
             <wp:extent cx="5753100" cy="1384728"/>
             <wp:effectExtent b="0" l="0" r="0" t="0"/>
-            <wp:docPr descr="SegFormer" title="" id="386" name="Picture"/>
+            <wp:docPr descr="SegFormer" title="" id="389" name="Picture"/>
             <a:graphic>
               <a:graphicData uri="http://schemas.openxmlformats.org/drawingml/2006/picture">
                 <pic:pic>
                   <pic:nvPicPr>
-                    <pic:cNvPr descr="../figures_nn/build_export_j2/segformer/fig_segformer_auto.svg" id="387" name="Picture"/>
+                    <pic:cNvPr descr="../figures_nn/build_export_j2/segformer/fig_segformer_auto.svg" id="390" name="Picture"/>
                     <pic:cNvPicPr>
                       <a:picLocks noChangeArrowheads="1" noChangeAspect="1"/>
                     </pic:cNvPicPr>
@@ -47192,7 +47470,7 @@
                           <a14:useLocalDpi xmlns:a14="http://schemas.microsoft.com/office/drawing/2010/main" val="0"/>
                         </a:ext>
                         <a:ext uri="{96DAC541-7B7A-43D3-8B79-37D633B846F1}">
-                          <asvg:svgBlip xmlns:asvg="http://schemas.microsoft.com/office/drawing/2016/SVG/main" r:embed="rId385"/>
+                          <asvg:svgBlip xmlns:asvg="http://schemas.microsoft.com/office/drawing/2016/SVG/main" r:embed="rId388"/>
                         </a:ext>
                       </a:extLst>
                     </a:blip>
@@ -47222,8 +47500,8 @@
         </w:drawing>
       </w:r>
     </w:p>
-    <w:bookmarkEnd w:id="388"/>
-    <w:bookmarkStart w:id="392" w:name="c.22-sequential-model"/>
+    <w:bookmarkEnd w:id="391"/>
+    <w:bookmarkStart w:id="395" w:name="c.22-sequential-model"/>
     <w:p>
       <w:pPr>
         <w:pStyle w:val="3"/>
@@ -47406,12 +47684,12 @@
           <wp:inline>
             <wp:extent cx="5753100" cy="3679308"/>
             <wp:effectExtent b="0" l="0" r="0" t="0"/>
-            <wp:docPr descr="Sequential Model" title="" id="390" name="Picture"/>
+            <wp:docPr descr="Sequential Model" title="" id="393" name="Picture"/>
             <a:graphic>
               <a:graphicData uri="http://schemas.openxmlformats.org/drawingml/2006/picture">
                 <pic:pic>
                   <pic:nvPicPr>
-                    <pic:cNvPr descr="../figures_nn/build_export_j2/sequential/fig_sequential_auto.svg" id="391" name="Picture"/>
+                    <pic:cNvPr descr="../figures_nn/build_export_j2/sequential/fig_sequential_auto.svg" id="394" name="Picture"/>
                     <pic:cNvPicPr>
                       <a:picLocks noChangeArrowheads="1" noChangeAspect="1"/>
                     </pic:cNvPicPr>
@@ -47423,7 +47701,7 @@
                           <a14:useLocalDpi xmlns:a14="http://schemas.microsoft.com/office/drawing/2010/main" val="0"/>
                         </a:ext>
                         <a:ext uri="{96DAC541-7B7A-43D3-8B79-37D633B846F1}">
-                          <asvg:svgBlip xmlns:asvg="http://schemas.microsoft.com/office/drawing/2016/SVG/main" r:embed="rId389"/>
+                          <asvg:svgBlip xmlns:asvg="http://schemas.microsoft.com/office/drawing/2016/SVG/main" r:embed="rId392"/>
                         </a:ext>
                       </a:extLst>
                     </a:blip>
@@ -47453,8 +47731,8 @@
         </w:drawing>
       </w:r>
     </w:p>
-    <w:bookmarkEnd w:id="392"/>
-    <w:bookmarkStart w:id="396" w:name="c.23-sparse-swin-unet"/>
+    <w:bookmarkEnd w:id="395"/>
+    <w:bookmarkStart w:id="399" w:name="c.23-sparse-swin-unet"/>
     <w:p>
       <w:pPr>
         <w:pStyle w:val="3"/>
@@ -47561,12 +47839,12 @@
           <wp:inline>
             <wp:extent cx="5753100" cy="1236938"/>
             <wp:effectExtent b="0" l="0" r="0" t="0"/>
-            <wp:docPr descr="Sparse Swin UNet" title="" id="394" name="Picture"/>
+            <wp:docPr descr="Sparse Swin UNet" title="" id="397" name="Picture"/>
             <a:graphic>
               <a:graphicData uri="http://schemas.openxmlformats.org/drawingml/2006/picture">
                 <pic:pic>
                   <pic:nvPicPr>
-                    <pic:cNvPr descr="../figures_nn/build_export_j2/sparse_swin_unet/fig_sparse_swin_unet_auto.svg" id="395" name="Picture"/>
+                    <pic:cNvPr descr="../figures_nn/build_export_j2/sparse_swin_unet/fig_sparse_swin_unet_auto.svg" id="398" name="Picture"/>
                     <pic:cNvPicPr>
                       <a:picLocks noChangeArrowheads="1" noChangeAspect="1"/>
                     </pic:cNvPicPr>
@@ -47578,7 +47856,7 @@
                           <a14:useLocalDpi xmlns:a14="http://schemas.microsoft.com/office/drawing/2010/main" val="0"/>
                         </a:ext>
                         <a:ext uri="{96DAC541-7B7A-43D3-8B79-37D633B846F1}">
-                          <asvg:svgBlip xmlns:asvg="http://schemas.microsoft.com/office/drawing/2016/SVG/main" r:embed="rId393"/>
+                          <asvg:svgBlip xmlns:asvg="http://schemas.microsoft.com/office/drawing/2016/SVG/main" r:embed="rId396"/>
                         </a:ext>
                       </a:extLst>
                     </a:blip>
@@ -47608,8 +47886,8 @@
         </w:drawing>
       </w:r>
     </w:p>
-    <w:bookmarkEnd w:id="396"/>
-    <w:bookmarkStart w:id="400" w:name="c.24-swin-transformer"/>
+    <w:bookmarkEnd w:id="399"/>
+    <w:bookmarkStart w:id="403" w:name="c.24-swin-transformer"/>
     <w:p>
       <w:pPr>
         <w:pStyle w:val="3"/>
@@ -47729,12 +48007,12 @@
           <wp:inline>
             <wp:extent cx="5753100" cy="2292991"/>
             <wp:effectExtent b="0" l="0" r="0" t="0"/>
-            <wp:docPr descr="Swin Transformer" title="" id="398" name="Picture"/>
+            <wp:docPr descr="Swin Transformer" title="" id="401" name="Picture"/>
             <a:graphic>
               <a:graphicData uri="http://schemas.openxmlformats.org/drawingml/2006/picture">
                 <pic:pic>
                   <pic:nvPicPr>
-                    <pic:cNvPr descr="../figures_nn/build_export_j2/swin/fig_swin_auto.svg" id="399" name="Picture"/>
+                    <pic:cNvPr descr="../figures_nn/build_export_j2/swin/fig_swin_auto.svg" id="402" name="Picture"/>
                     <pic:cNvPicPr>
                       <a:picLocks noChangeArrowheads="1" noChangeAspect="1"/>
                     </pic:cNvPicPr>
@@ -47746,7 +48024,7 @@
                           <a14:useLocalDpi xmlns:a14="http://schemas.microsoft.com/office/drawing/2010/main" val="0"/>
                         </a:ext>
                         <a:ext uri="{96DAC541-7B7A-43D3-8B79-37D633B846F1}">
-                          <asvg:svgBlip xmlns:asvg="http://schemas.microsoft.com/office/drawing/2016/SVG/main" r:embed="rId397"/>
+                          <asvg:svgBlip xmlns:asvg="http://schemas.microsoft.com/office/drawing/2016/SVG/main" r:embed="rId400"/>
                         </a:ext>
                       </a:extLst>
                     </a:blip>
@@ -47776,8 +48054,8 @@
         </w:drawing>
       </w:r>
     </w:p>
-    <w:bookmarkEnd w:id="400"/>
-    <w:bookmarkStart w:id="404" w:name="c.25-swinir"/>
+    <w:bookmarkEnd w:id="403"/>
+    <w:bookmarkStart w:id="407" w:name="c.25-swinir"/>
     <w:p>
       <w:pPr>
         <w:pStyle w:val="3"/>
@@ -47903,12 +48181,12 @@
           <wp:inline>
             <wp:extent cx="5753100" cy="1817203"/>
             <wp:effectExtent b="0" l="0" r="0" t="0"/>
-            <wp:docPr descr="SwinIR" title="" id="402" name="Picture"/>
+            <wp:docPr descr="SwinIR" title="" id="405" name="Picture"/>
             <a:graphic>
               <a:graphicData uri="http://schemas.openxmlformats.org/drawingml/2006/picture">
                 <pic:pic>
                   <pic:nvPicPr>
-                    <pic:cNvPr descr="../figures_nn/build_export_j2/swinir/fig_swinir_auto.svg" id="403" name="Picture"/>
+                    <pic:cNvPr descr="../figures_nn/build_export_j2/swinir/fig_swinir_auto.svg" id="406" name="Picture"/>
                     <pic:cNvPicPr>
                       <a:picLocks noChangeArrowheads="1" noChangeAspect="1"/>
                     </pic:cNvPicPr>
@@ -47920,7 +48198,7 @@
                           <a14:useLocalDpi xmlns:a14="http://schemas.microsoft.com/office/drawing/2010/main" val="0"/>
                         </a:ext>
                         <a:ext uri="{96DAC541-7B7A-43D3-8B79-37D633B846F1}">
-                          <asvg:svgBlip xmlns:asvg="http://schemas.microsoft.com/office/drawing/2016/SVG/main" r:embed="rId401"/>
+                          <asvg:svgBlip xmlns:asvg="http://schemas.microsoft.com/office/drawing/2016/SVG/main" r:embed="rId404"/>
                         </a:ext>
                       </a:extLst>
                     </a:blip>
@@ -47950,8 +48228,8 @@
         </w:drawing>
       </w:r>
     </w:p>
-    <w:bookmarkEnd w:id="404"/>
-    <w:bookmarkStart w:id="408" w:name="c.26-swint"/>
+    <w:bookmarkEnd w:id="407"/>
+    <w:bookmarkStart w:id="411" w:name="c.26-swint"/>
     <w:p>
       <w:pPr>
         <w:pStyle w:val="3"/>
@@ -48082,12 +48360,12 @@
           <wp:inline>
             <wp:extent cx="5753100" cy="2292991"/>
             <wp:effectExtent b="0" l="0" r="0" t="0"/>
-            <wp:docPr descr="SwinT" title="" id="406" name="Picture"/>
+            <wp:docPr descr="SwinT" title="" id="409" name="Picture"/>
             <a:graphic>
               <a:graphicData uri="http://schemas.openxmlformats.org/drawingml/2006/picture">
                 <pic:pic>
                   <pic:nvPicPr>
-                    <pic:cNvPr descr="../figures_nn/build_export_j2/swint/fig_swint_auto.svg" id="407" name="Picture"/>
+                    <pic:cNvPr descr="../figures_nn/build_export_j2/swint/fig_swint_auto.svg" id="410" name="Picture"/>
                     <pic:cNvPicPr>
                       <a:picLocks noChangeArrowheads="1" noChangeAspect="1"/>
                     </pic:cNvPicPr>
@@ -48099,7 +48377,7 @@
                           <a14:useLocalDpi xmlns:a14="http://schemas.microsoft.com/office/drawing/2010/main" val="0"/>
                         </a:ext>
                         <a:ext uri="{96DAC541-7B7A-43D3-8B79-37D633B846F1}">
-                          <asvg:svgBlip xmlns:asvg="http://schemas.microsoft.com/office/drawing/2016/SVG/main" r:embed="rId405"/>
+                          <asvg:svgBlip xmlns:asvg="http://schemas.microsoft.com/office/drawing/2016/SVG/main" r:embed="rId408"/>
                         </a:ext>
                       </a:extLst>
                     </a:blip>
@@ -48129,8 +48407,8 @@
         </w:drawing>
       </w:r>
     </w:p>
-    <w:bookmarkEnd w:id="408"/>
-    <w:bookmarkStart w:id="412" w:name="c.27-swin-temporal"/>
+    <w:bookmarkEnd w:id="411"/>
+    <w:bookmarkStart w:id="415" w:name="c.27-swin-temporal"/>
     <w:p>
       <w:pPr>
         <w:pStyle w:val="3"/>
@@ -48276,12 +48554,12 @@
           <wp:inline>
             <wp:extent cx="5753100" cy="1087021"/>
             <wp:effectExtent b="0" l="0" r="0" t="0"/>
-            <wp:docPr descr="Swin Temporal" title="" id="410" name="Picture"/>
+            <wp:docPr descr="Swin Temporal" title="" id="413" name="Picture"/>
             <a:graphic>
               <a:graphicData uri="http://schemas.openxmlformats.org/drawingml/2006/picture">
                 <pic:pic>
                   <pic:nvPicPr>
-                    <pic:cNvPr descr="../figures_nn/build_export_j2/swin_temporal/fig_swin_temporal_auto.svg" id="411" name="Picture"/>
+                    <pic:cNvPr descr="../figures_nn/build_export_j2/swin_temporal/fig_swin_temporal_auto.svg" id="414" name="Picture"/>
                     <pic:cNvPicPr>
                       <a:picLocks noChangeArrowheads="1" noChangeAspect="1"/>
                     </pic:cNvPicPr>
@@ -48293,7 +48571,7 @@
                           <a14:useLocalDpi xmlns:a14="http://schemas.microsoft.com/office/drawing/2010/main" val="0"/>
                         </a:ext>
                         <a:ext uri="{96DAC541-7B7A-43D3-8B79-37D633B846F1}">
-                          <asvg:svgBlip xmlns:asvg="http://schemas.microsoft.com/office/drawing/2016/SVG/main" r:embed="rId409"/>
+                          <asvg:svgBlip xmlns:asvg="http://schemas.microsoft.com/office/drawing/2016/SVG/main" r:embed="rId412"/>
                         </a:ext>
                       </a:extLst>
                     </a:blip>
@@ -48323,8 +48601,8 @@
         </w:drawing>
       </w:r>
     </w:p>
-    <w:bookmarkEnd w:id="412"/>
-    <w:bookmarkStart w:id="416" w:name="c.28-swin-unet"/>
+    <w:bookmarkEnd w:id="415"/>
+    <w:bookmarkStart w:id="419" w:name="c.28-swin-unet"/>
     <w:p>
       <w:pPr>
         <w:pStyle w:val="3"/>
@@ -48450,12 +48728,12 @@
           <wp:inline>
             <wp:extent cx="5753100" cy="1236938"/>
             <wp:effectExtent b="0" l="0" r="0" t="0"/>
-            <wp:docPr descr="Swin UNet" title="" id="414" name="Picture"/>
+            <wp:docPr descr="Swin UNet" title="" id="417" name="Picture"/>
             <a:graphic>
               <a:graphicData uri="http://schemas.openxmlformats.org/drawingml/2006/picture">
                 <pic:pic>
                   <pic:nvPicPr>
-                    <pic:cNvPr descr="../figures_nn/build_export_j2/swin_unet/fig_swin_unet_auto.svg" id="415" name="Picture"/>
+                    <pic:cNvPr descr="../figures_nn/build_export_j2/swin_unet/fig_swin_unet_auto.svg" id="418" name="Picture"/>
                     <pic:cNvPicPr>
                       <a:picLocks noChangeArrowheads="1" noChangeAspect="1"/>
                     </pic:cNvPicPr>
@@ -48467,7 +48745,7 @@
                           <a14:useLocalDpi xmlns:a14="http://schemas.microsoft.com/office/drawing/2010/main" val="0"/>
                         </a:ext>
                         <a:ext uri="{96DAC541-7B7A-43D3-8B79-37D633B846F1}">
-                          <asvg:svgBlip xmlns:asvg="http://schemas.microsoft.com/office/drawing/2016/SVG/main" r:embed="rId413"/>
+                          <asvg:svgBlip xmlns:asvg="http://schemas.microsoft.com/office/drawing/2016/SVG/main" r:embed="rId416"/>
                         </a:ext>
                       </a:extLst>
                     </a:blip>
@@ -48497,8 +48775,8 @@
         </w:drawing>
       </w:r>
     </w:p>
-    <w:bookmarkEnd w:id="416"/>
-    <w:bookmarkStart w:id="420" w:name="c.29-swinunet-variant"/>
+    <w:bookmarkEnd w:id="419"/>
+    <w:bookmarkStart w:id="423" w:name="c.29-swinunet-variant"/>
     <w:p>
       <w:pPr>
         <w:pStyle w:val="3"/>
@@ -48548,12 +48826,12 @@
           <wp:inline>
             <wp:extent cx="5753100" cy="1236938"/>
             <wp:effectExtent b="0" l="0" r="0" t="0"/>
-            <wp:docPr descr="SwinUNet" title="" id="418" name="Picture"/>
+            <wp:docPr descr="SwinUNet" title="" id="421" name="Picture"/>
             <a:graphic>
               <a:graphicData uri="http://schemas.openxmlformats.org/drawingml/2006/picture">
                 <pic:pic>
                   <pic:nvPicPr>
-                    <pic:cNvPr descr="../figures_nn/build_export_j2/swinunet/fig_swinunet_auto.svg" id="419" name="Picture"/>
+                    <pic:cNvPr descr="../figures_nn/build_export_j2/swinunet/fig_swinunet_auto.svg" id="422" name="Picture"/>
                     <pic:cNvPicPr>
                       <a:picLocks noChangeArrowheads="1" noChangeAspect="1"/>
                     </pic:cNvPicPr>
@@ -48565,7 +48843,7 @@
                           <a14:useLocalDpi xmlns:a14="http://schemas.microsoft.com/office/drawing/2010/main" val="0"/>
                         </a:ext>
                         <a:ext uri="{96DAC541-7B7A-43D3-8B79-37D633B846F1}">
-                          <asvg:svgBlip xmlns:asvg="http://schemas.microsoft.com/office/drawing/2016/SVG/main" r:embed="rId417"/>
+                          <asvg:svgBlip xmlns:asvg="http://schemas.microsoft.com/office/drawing/2016/SVG/main" r:embed="rId420"/>
                         </a:ext>
                       </a:extLst>
                     </a:blip>
@@ -48595,8 +48873,8 @@
         </w:drawing>
       </w:r>
     </w:p>
-    <w:bookmarkEnd w:id="420"/>
-    <w:bookmarkStart w:id="424" w:name="c.30-u-fno"/>
+    <w:bookmarkEnd w:id="423"/>
+    <w:bookmarkStart w:id="427" w:name="c.30-u-fno"/>
     <w:p>
       <w:pPr>
         <w:pStyle w:val="3"/>
@@ -48672,12 +48950,12 @@
           <wp:inline>
             <wp:extent cx="5753100" cy="2618870"/>
             <wp:effectExtent b="0" l="0" r="0" t="0"/>
-            <wp:docPr descr="U-FNO" title="" id="422" name="Picture"/>
+            <wp:docPr descr="U-FNO" title="" id="425" name="Picture"/>
             <a:graphic>
               <a:graphicData uri="http://schemas.openxmlformats.org/drawingml/2006/picture">
                 <pic:pic>
                   <pic:nvPicPr>
-                    <pic:cNvPr descr="../figures_nn/build_export_j2/u-fno/fig_u-fno_auto.svg" id="423" name="Picture"/>
+                    <pic:cNvPr descr="../figures_nn/build_export_j2/u-fno/fig_u-fno_auto.svg" id="426" name="Picture"/>
                     <pic:cNvPicPr>
                       <a:picLocks noChangeArrowheads="1" noChangeAspect="1"/>
                     </pic:cNvPicPr>
@@ -48689,7 +48967,7 @@
                           <a14:useLocalDpi xmlns:a14="http://schemas.microsoft.com/office/drawing/2010/main" val="0"/>
                         </a:ext>
                         <a:ext uri="{96DAC541-7B7A-43D3-8B79-37D633B846F1}">
-                          <asvg:svgBlip xmlns:asvg="http://schemas.microsoft.com/office/drawing/2016/SVG/main" r:embed="rId421"/>
+                          <asvg:svgBlip xmlns:asvg="http://schemas.microsoft.com/office/drawing/2016/SVG/main" r:embed="rId424"/>
                         </a:ext>
                       </a:extLst>
                     </a:blip>
@@ -48719,8 +48997,8 @@
         </w:drawing>
       </w:r>
     </w:p>
-    <w:bookmarkEnd w:id="424"/>
-    <w:bookmarkStart w:id="428" w:name="c.31-ufno"/>
+    <w:bookmarkEnd w:id="427"/>
+    <w:bookmarkStart w:id="431" w:name="c.31-ufno"/>
     <w:p>
       <w:pPr>
         <w:pStyle w:val="3"/>
@@ -48770,12 +49048,12 @@
           <wp:inline>
             <wp:extent cx="5753100" cy="2618870"/>
             <wp:effectExtent b="0" l="0" r="0" t="0"/>
-            <wp:docPr descr="UFNO" title="" id="426" name="Picture"/>
+            <wp:docPr descr="UFNO" title="" id="429" name="Picture"/>
             <a:graphic>
               <a:graphicData uri="http://schemas.openxmlformats.org/drawingml/2006/picture">
                 <pic:pic>
                   <pic:nvPicPr>
-                    <pic:cNvPr descr="../figures_nn/build_export_j2/ufno/fig_ufno_auto.svg" id="427" name="Picture"/>
+                    <pic:cNvPr descr="../figures_nn/build_export_j2/ufno/fig_ufno_auto.svg" id="430" name="Picture"/>
                     <pic:cNvPicPr>
                       <a:picLocks noChangeArrowheads="1" noChangeAspect="1"/>
                     </pic:cNvPicPr>
@@ -48787,7 +49065,7 @@
                           <a14:useLocalDpi xmlns:a14="http://schemas.microsoft.com/office/drawing/2010/main" val="0"/>
                         </a:ext>
                         <a:ext uri="{96DAC541-7B7A-43D3-8B79-37D633B846F1}">
-                          <asvg:svgBlip xmlns:asvg="http://schemas.microsoft.com/office/drawing/2016/SVG/main" r:embed="rId425"/>
+                          <asvg:svgBlip xmlns:asvg="http://schemas.microsoft.com/office/drawing/2016/SVG/main" r:embed="rId428"/>
                         </a:ext>
                       </a:extLst>
                     </a:blip>
@@ -48817,8 +49095,8 @@
         </w:drawing>
       </w:r>
     </w:p>
-    <w:bookmarkEnd w:id="428"/>
-    <w:bookmarkStart w:id="432" w:name="c.32-unet"/>
+    <w:bookmarkEnd w:id="431"/>
+    <w:bookmarkStart w:id="435" w:name="c.32-unet"/>
     <w:p>
       <w:pPr>
         <w:pStyle w:val="3"/>
@@ -48942,12 +49220,12 @@
           <wp:inline>
             <wp:extent cx="5753100" cy="1614017"/>
             <wp:effectExtent b="0" l="0" r="0" t="0"/>
-            <wp:docPr descr="UNet" title="" id="430" name="Picture"/>
+            <wp:docPr descr="UNet" title="" id="433" name="Picture"/>
             <a:graphic>
               <a:graphicData uri="http://schemas.openxmlformats.org/drawingml/2006/picture">
                 <pic:pic>
                   <pic:nvPicPr>
-                    <pic:cNvPr descr="../figures_nn/build_export_j2/unet/fig_unet_auto.svg" id="431" name="Picture"/>
+                    <pic:cNvPr descr="../figures_nn/build_export_j2/unet/fig_unet_auto.svg" id="434" name="Picture"/>
                     <pic:cNvPicPr>
                       <a:picLocks noChangeArrowheads="1" noChangeAspect="1"/>
                     </pic:cNvPicPr>
@@ -48959,7 +49237,7 @@
                           <a14:useLocalDpi xmlns:a14="http://schemas.microsoft.com/office/drawing/2010/main" val="0"/>
                         </a:ext>
                         <a:ext uri="{96DAC541-7B7A-43D3-8B79-37D633B846F1}">
-                          <asvg:svgBlip xmlns:asvg="http://schemas.microsoft.com/office/drawing/2016/SVG/main" r:embed="rId429"/>
+                          <asvg:svgBlip xmlns:asvg="http://schemas.microsoft.com/office/drawing/2016/SVG/main" r:embed="rId432"/>
                         </a:ext>
                       </a:extLst>
                     </a:blip>
@@ -48989,8 +49267,8 @@
         </w:drawing>
       </w:r>
     </w:p>
-    <w:bookmarkEnd w:id="432"/>
-    <w:bookmarkStart w:id="436" w:name="c.33-unetformer"/>
+    <w:bookmarkEnd w:id="435"/>
+    <w:bookmarkStart w:id="439" w:name="c.33-unetformer"/>
     <w:p>
       <w:pPr>
         <w:pStyle w:val="3"/>
@@ -49066,12 +49344,12 @@
           <wp:inline>
             <wp:extent cx="5753100" cy="1236938"/>
             <wp:effectExtent b="0" l="0" r="0" t="0"/>
-            <wp:docPr descr="UNetFormer" title="" id="434" name="Picture"/>
+            <wp:docPr descr="UNetFormer" title="" id="437" name="Picture"/>
             <a:graphic>
               <a:graphicData uri="http://schemas.openxmlformats.org/drawingml/2006/picture">
                 <pic:pic>
                   <pic:nvPicPr>
-                    <pic:cNvPr descr="../figures_nn/build_export_j2/unetformer/fig_unetformer_auto.svg" id="435" name="Picture"/>
+                    <pic:cNvPr descr="../figures_nn/build_export_j2/unetformer/fig_unetformer_auto.svg" id="438" name="Picture"/>
                     <pic:cNvPicPr>
                       <a:picLocks noChangeArrowheads="1" noChangeAspect="1"/>
                     </pic:cNvPicPr>
@@ -49083,7 +49361,7 @@
                           <a14:useLocalDpi xmlns:a14="http://schemas.microsoft.com/office/drawing/2010/main" val="0"/>
                         </a:ext>
                         <a:ext uri="{96DAC541-7B7A-43D3-8B79-37D633B846F1}">
-                          <asvg:svgBlip xmlns:asvg="http://schemas.microsoft.com/office/drawing/2016/SVG/main" r:embed="rId433"/>
+                          <asvg:svgBlip xmlns:asvg="http://schemas.microsoft.com/office/drawing/2016/SVG/main" r:embed="rId436"/>
                         </a:ext>
                       </a:extLst>
                     </a:blip>
@@ -49113,8 +49391,8 @@
         </w:drawing>
       </w:r>
     </w:p>
-    <w:bookmarkEnd w:id="436"/>
-    <w:bookmarkStart w:id="440" w:name="c.34-unet"/>
+    <w:bookmarkEnd w:id="439"/>
+    <w:bookmarkStart w:id="443" w:name="c.34-unet"/>
     <w:p>
       <w:pPr>
         <w:pStyle w:val="3"/>
@@ -49200,12 +49478,12 @@
           <wp:inline>
             <wp:extent cx="5753100" cy="1614017"/>
             <wp:effectExtent b="0" l="0" r="0" t="0"/>
-            <wp:docPr descr="UNet++" title="" id="438" name="Picture"/>
+            <wp:docPr descr="UNet++" title="" id="441" name="Picture"/>
             <a:graphic>
               <a:graphicData uri="http://schemas.openxmlformats.org/drawingml/2006/picture">
                 <pic:pic>
                   <pic:nvPicPr>
-                    <pic:cNvPr descr="../figures_nn/build_export_j2/unet_plus_plus/fig_unet_plus_plus_auto.svg" id="439" name="Picture"/>
+                    <pic:cNvPr descr="../figures_nn/build_export_j2/unet_plus_plus/fig_unet_plus_plus_auto.svg" id="442" name="Picture"/>
                     <pic:cNvPicPr>
                       <a:picLocks noChangeArrowheads="1" noChangeAspect="1"/>
                     </pic:cNvPicPr>
@@ -49217,7 +49495,7 @@
                           <a14:useLocalDpi xmlns:a14="http://schemas.microsoft.com/office/drawing/2010/main" val="0"/>
                         </a:ext>
                         <a:ext uri="{96DAC541-7B7A-43D3-8B79-37D633B846F1}">
-                          <asvg:svgBlip xmlns:asvg="http://schemas.microsoft.com/office/drawing/2016/SVG/main" r:embed="rId437"/>
+                          <asvg:svgBlip xmlns:asvg="http://schemas.microsoft.com/office/drawing/2016/SVG/main" r:embed="rId440"/>
                         </a:ext>
                       </a:extLst>
                     </a:blip>
@@ -49247,8 +49525,8 @@
         </w:drawing>
       </w:r>
     </w:p>
-    <w:bookmarkEnd w:id="440"/>
-    <w:bookmarkStart w:id="444" w:name="c.35-uno"/>
+    <w:bookmarkEnd w:id="443"/>
+    <w:bookmarkStart w:id="447" w:name="c.35-uno"/>
     <w:p>
       <w:pPr>
         <w:pStyle w:val="3"/>
@@ -49334,12 +49612,12 @@
           <wp:inline>
             <wp:extent cx="5753100" cy="2618870"/>
             <wp:effectExtent b="0" l="0" r="0" t="0"/>
-            <wp:docPr descr="UNO" title="" id="442" name="Picture"/>
+            <wp:docPr descr="UNO" title="" id="445" name="Picture"/>
             <a:graphic>
               <a:graphicData uri="http://schemas.openxmlformats.org/drawingml/2006/picture">
                 <pic:pic>
                   <pic:nvPicPr>
-                    <pic:cNvPr descr="../figures_nn/build_export_j2/uno/fig_uno_auto.svg" id="443" name="Picture"/>
+                    <pic:cNvPr descr="../figures_nn/build_export_j2/uno/fig_uno_auto.svg" id="446" name="Picture"/>
                     <pic:cNvPicPr>
                       <a:picLocks noChangeArrowheads="1" noChangeAspect="1"/>
                     </pic:cNvPicPr>
@@ -49351,7 +49629,7 @@
                           <a14:useLocalDpi xmlns:a14="http://schemas.microsoft.com/office/drawing/2010/main" val="0"/>
                         </a:ext>
                         <a:ext uri="{96DAC541-7B7A-43D3-8B79-37D633B846F1}">
-                          <asvg:svgBlip xmlns:asvg="http://schemas.microsoft.com/office/drawing/2016/SVG/main" r:embed="rId441"/>
+                          <asvg:svgBlip xmlns:asvg="http://schemas.microsoft.com/office/drawing/2016/SVG/main" r:embed="rId444"/>
                         </a:ext>
                       </a:extLst>
                     </a:blip>
@@ -49381,8 +49659,8 @@
         </w:drawing>
       </w:r>
     </w:p>
-    <w:bookmarkEnd w:id="444"/>
-    <w:bookmarkStart w:id="447" w:name="c.36-video-swin-transformer"/>
+    <w:bookmarkEnd w:id="447"/>
+    <w:bookmarkStart w:id="450" w:name="c.36-video-swin-transformer"/>
     <w:p>
       <w:pPr>
         <w:pStyle w:val="3"/>
@@ -49626,12 +49904,12 @@
           <wp:inline>
             <wp:extent cx="5753100" cy="1087021"/>
             <wp:effectExtent b="0" l="0" r="0" t="0"/>
-            <wp:docPr descr="Video Swin Transformer" title="" id="445" name="Picture"/>
+            <wp:docPr descr="Video Swin Transformer" title="" id="448" name="Picture"/>
             <a:graphic>
               <a:graphicData uri="http://schemas.openxmlformats.org/drawingml/2006/picture">
                 <pic:pic>
                   <pic:nvPicPr>
-                    <pic:cNvPr descr="../figures_nn/build_export_j2/videoswin/fig_videoswin_auto.svg" id="446" name="Picture"/>
+                    <pic:cNvPr descr="../figures_nn/build_export_j2/videoswin/fig_videoswin_auto.svg" id="449" name="Picture"/>
                     <pic:cNvPicPr>
                       <a:picLocks noChangeArrowheads="1" noChangeAspect="1"/>
                     </pic:cNvPicPr>
@@ -49673,9 +49951,9 @@
         </w:drawing>
       </w:r>
     </w:p>
-    <w:bookmarkEnd w:id="447"/>
-    <w:bookmarkEnd w:id="448"/>
-    <w:bookmarkEnd w:id="449"/>
+    <w:bookmarkEnd w:id="450"/>
+    <w:bookmarkEnd w:id="451"/>
+    <w:bookmarkEnd w:id="452"/>
     <w:sectPr>
       <w:headerReference r:id="rId12" w:type="even"/>
       <w:headerReference r:id="rId10" w:type="default"/>
